--- a/Hệ thống mẫu văn bản/Nguyên đã làm/Kế hoạch dạy học Tin học từng lớp/Kế hoạch dạy học môn Tin học - Tiền tiểu học - 2026 - 2027.docx
+++ b/Hệ thống mẫu văn bản/Nguyên đã làm/Kế hoạch dạy học Tin học từng lớp/Kế hoạch dạy học môn Tin học - Tiền tiểu học - 2026 - 2027.docx
@@ -1379,21 +1379,29 @@
         </w:tblBorders>
       </w:tblPr>
       <w:tblGrid>
-        <w:gridCol w:w="1862"/>
-        <w:gridCol w:w="1862"/>
-        <w:gridCol w:w="1862"/>
-        <w:gridCol w:w="1862"/>
-        <w:gridCol w:w="1862"/>
+        <w:gridCol w:w="2327"/>
+        <w:gridCol w:w="2327"/>
+        <w:gridCol w:w="2327"/>
+        <w:gridCol w:w="2327"/>
       </w:tblGrid>
       <w:tr>
-        <w:tc>
-          <w:tcPr>
-            <w:tcW w:type="dxa" w:w="510"/>
-            <w:tcW w:w="510" w:type="dxa"/>
-            <w:tcW w:w="510" w:type="dxa"/>
-          </w:tcPr>
-          <w:p>
-            <w:pPr>
+        <w:trPr>
+          <w:tblHeader/>
+          <w:cantSplit/>
+        </w:trPr>
+        <w:tc>
+          <w:tcPr>
+            <w:tcW w:type="dxa" w:w="624"/>
+            <w:tcMar>
+              <w:top w:w="120" w:type="dxa"/>
+              <w:bottom w:w="120" w:type="dxa"/>
+              <w:left w:w="100" w:type="dxa"/>
+              <w:right w:w="100" w:type="dxa"/>
+            </w:tcMar>
+          </w:tcPr>
+          <w:p>
+            <w:pPr>
+              <w:spacing w:before="40" w:after="40" w:line="276" w:lineRule="auto"/>
               <w:jc w:val="center"/>
             </w:pPr>
             <w:r>
@@ -1408,12 +1416,17 @@
         </w:tc>
         <w:tc>
           <w:tcPr>
-            <w:tcW w:type="dxa" w:w="2154"/>
-            <w:tcW w:w="2154" w:type="dxa"/>
-            <w:tcW w:w="2154" w:type="dxa"/>
-          </w:tcPr>
-          <w:p>
-            <w:pPr>
+            <w:tcW w:type="dxa" w:w="3175"/>
+            <w:tcMar>
+              <w:top w:w="120" w:type="dxa"/>
+              <w:bottom w:w="120" w:type="dxa"/>
+              <w:left w:w="100" w:type="dxa"/>
+              <w:right w:w="100" w:type="dxa"/>
+            </w:tcMar>
+          </w:tcPr>
+          <w:p>
+            <w:pPr>
+              <w:spacing w:before="40" w:after="40" w:line="276" w:lineRule="auto"/>
               <w:jc w:val="center"/>
             </w:pPr>
             <w:r>
@@ -1428,12 +1441,17 @@
         </w:tc>
         <w:tc>
           <w:tcPr>
-            <w:tcW w:type="dxa" w:w="624"/>
-            <w:tcW w:w="623" w:type="dxa"/>
-            <w:tcW w:w="623" w:type="dxa"/>
-          </w:tcPr>
-          <w:p>
-            <w:pPr>
+            <w:tcW w:type="dxa" w:w="907"/>
+            <w:tcMar>
+              <w:top w:w="120" w:type="dxa"/>
+              <w:bottom w:w="120" w:type="dxa"/>
+              <w:left w:w="100" w:type="dxa"/>
+              <w:right w:w="100" w:type="dxa"/>
+            </w:tcMar>
+          </w:tcPr>
+          <w:p>
+            <w:pPr>
+              <w:spacing w:before="40" w:after="40" w:line="276" w:lineRule="auto"/>
               <w:jc w:val="center"/>
             </w:pPr>
             <w:r>
@@ -1448,32 +1466,17 @@
         </w:tc>
         <w:tc>
           <w:tcPr>
-            <w:tcW w:type="dxa" w:w="794"/>
-            <w:tcW w:w="793" w:type="dxa"/>
-            <w:tcW w:w="793" w:type="dxa"/>
-          </w:tcPr>
-          <w:p>
-            <w:pPr>
-              <w:jc w:val="center"/>
-            </w:pPr>
-            <w:r>
-              <w:rPr>
-                <w:rFonts w:ascii="Times New Roman" w:hAnsi="Times New Roman"/>
-                <w:b/>
-                <w:sz w:val="26"/>
-              </w:rPr>
-              <w:t>Tiết theo PPCT</w:t>
-            </w:r>
-          </w:p>
-        </w:tc>
-        <w:tc>
-          <w:tcPr>
-            <w:tcW w:type="dxa" w:w="5272"/>
-            <w:tcW w:w="5273" w:type="dxa"/>
-            <w:tcW w:w="5273" w:type="dxa"/>
-          </w:tcPr>
-          <w:p>
-            <w:pPr>
+            <w:tcW w:type="dxa" w:w="4649"/>
+            <w:tcMar>
+              <w:top w:w="120" w:type="dxa"/>
+              <w:bottom w:w="120" w:type="dxa"/>
+              <w:left w:w="100" w:type="dxa"/>
+              <w:right w:w="100" w:type="dxa"/>
+            </w:tcMar>
+          </w:tcPr>
+          <w:p>
+            <w:pPr>
+              <w:spacing w:before="40" w:after="40" w:line="276" w:lineRule="auto"/>
               <w:jc w:val="center"/>
             </w:pPr>
             <w:r>
@@ -1488,14 +1491,22 @@
         </w:tc>
       </w:tr>
       <w:tr>
-        <w:tc>
-          <w:tcPr>
-            <w:tcW w:type="dxa" w:w="510"/>
-            <w:tcW w:w="510" w:type="dxa"/>
-            <w:tcW w:w="510" w:type="dxa"/>
-          </w:tcPr>
-          <w:p>
-            <w:pPr>
+        <w:trPr>
+          <w:cantSplit/>
+        </w:trPr>
+        <w:tc>
+          <w:tcPr>
+            <w:tcW w:type="dxa" w:w="624"/>
+            <w:tcMar>
+              <w:top w:w="80" w:type="dxa"/>
+              <w:bottom w:w="80" w:type="dxa"/>
+              <w:left w:w="100" w:type="dxa"/>
+              <w:right w:w="100" w:type="dxa"/>
+            </w:tcMar>
+          </w:tcPr>
+          <w:p>
+            <w:pPr>
+              <w:spacing w:before="40" w:after="40" w:line="276" w:lineRule="auto"/>
               <w:jc w:val="center"/>
             </w:pPr>
             <w:r>
@@ -1509,13 +1520,18 @@
         </w:tc>
         <w:tc>
           <w:tcPr>
-            <w:tcW w:type="dxa" w:w="2154"/>
-            <w:tcW w:w="2154" w:type="dxa"/>
-            <w:tcW w:w="2154" w:type="dxa"/>
-          </w:tcPr>
-          <w:p>
-            <w:pPr>
-              <w:jc w:val="both"/>
+            <w:tcW w:type="dxa" w:w="3175"/>
+            <w:tcMar>
+              <w:top w:w="80" w:type="dxa"/>
+              <w:bottom w:w="80" w:type="dxa"/>
+              <w:left w:w="100" w:type="dxa"/>
+              <w:right w:w="100" w:type="dxa"/>
+            </w:tcMar>
+          </w:tcPr>
+          <w:p>
+            <w:pPr>
+              <w:spacing w:before="40" w:after="40" w:line="276" w:lineRule="auto"/>
+              <w:jc w:val="left"/>
             </w:pPr>
             <w:r>
               <w:rPr>
@@ -1528,12 +1544,17 @@
         </w:tc>
         <w:tc>
           <w:tcPr>
-            <w:tcW w:type="dxa" w:w="624"/>
-            <w:tcW w:w="623" w:type="dxa"/>
-            <w:tcW w:w="623" w:type="dxa"/>
-          </w:tcPr>
-          <w:p>
-            <w:pPr>
+            <w:tcW w:type="dxa" w:w="907"/>
+            <w:tcMar>
+              <w:top w:w="80" w:type="dxa"/>
+              <w:bottom w:w="80" w:type="dxa"/>
+              <w:left w:w="100" w:type="dxa"/>
+              <w:right w:w="100" w:type="dxa"/>
+            </w:tcMar>
+          </w:tcPr>
+          <w:p>
+            <w:pPr>
+              <w:spacing w:before="40" w:after="40" w:line="276" w:lineRule="auto"/>
               <w:jc w:val="center"/>
             </w:pPr>
             <w:r>
@@ -1547,32 +1568,18 @@
         </w:tc>
         <w:tc>
           <w:tcPr>
-            <w:tcW w:type="dxa" w:w="794"/>
-            <w:tcW w:w="793" w:type="dxa"/>
-            <w:tcW w:w="793" w:type="dxa"/>
-          </w:tcPr>
-          <w:p>
-            <w:pPr>
-              <w:jc w:val="center"/>
-            </w:pPr>
-            <w:r>
-              <w:rPr>
-                <w:rFonts w:ascii="Times New Roman" w:hAnsi="Times New Roman"/>
-                <w:sz w:val="26"/>
-              </w:rPr>
-              <w:t>1</w:t>
-            </w:r>
-          </w:p>
-        </w:tc>
-        <w:tc>
-          <w:tcPr>
-            <w:tcW w:type="dxa" w:w="5272"/>
-            <w:tcW w:w="5273" w:type="dxa"/>
-            <w:tcW w:w="5273" w:type="dxa"/>
-          </w:tcPr>
-          <w:p>
-            <w:pPr>
-              <w:jc w:val="both"/>
+            <w:tcW w:type="dxa" w:w="4649"/>
+            <w:tcMar>
+              <w:top w:w="80" w:type="dxa"/>
+              <w:bottom w:w="80" w:type="dxa"/>
+              <w:left w:w="100" w:type="dxa"/>
+              <w:right w:w="100" w:type="dxa"/>
+            </w:tcMar>
+          </w:tcPr>
+          <w:p>
+            <w:pPr>
+              <w:spacing w:before="40" w:after="40" w:line="276" w:lineRule="auto"/>
+              <w:jc w:val="left"/>
             </w:pPr>
             <w:r>
               <w:rPr>
@@ -1585,14 +1592,22 @@
         </w:tc>
       </w:tr>
       <w:tr>
-        <w:tc>
-          <w:tcPr>
-            <w:tcW w:type="dxa" w:w="510"/>
-            <w:tcW w:w="510" w:type="dxa"/>
-            <w:tcW w:w="510" w:type="dxa"/>
-          </w:tcPr>
-          <w:p>
-            <w:pPr>
+        <w:trPr>
+          <w:cantSplit/>
+        </w:trPr>
+        <w:tc>
+          <w:tcPr>
+            <w:tcW w:type="dxa" w:w="624"/>
+            <w:tcMar>
+              <w:top w:w="80" w:type="dxa"/>
+              <w:bottom w:w="80" w:type="dxa"/>
+              <w:left w:w="100" w:type="dxa"/>
+              <w:right w:w="100" w:type="dxa"/>
+            </w:tcMar>
+          </w:tcPr>
+          <w:p>
+            <w:pPr>
+              <w:spacing w:before="40" w:after="40" w:line="276" w:lineRule="auto"/>
               <w:jc w:val="center"/>
             </w:pPr>
             <w:r>
@@ -1606,13 +1621,18 @@
         </w:tc>
         <w:tc>
           <w:tcPr>
-            <w:tcW w:type="dxa" w:w="2154"/>
-            <w:tcW w:w="2154" w:type="dxa"/>
-            <w:tcW w:w="2154" w:type="dxa"/>
-          </w:tcPr>
-          <w:p>
-            <w:pPr>
-              <w:jc w:val="both"/>
+            <w:tcW w:type="dxa" w:w="3175"/>
+            <w:tcMar>
+              <w:top w:w="80" w:type="dxa"/>
+              <w:bottom w:w="80" w:type="dxa"/>
+              <w:left w:w="100" w:type="dxa"/>
+              <w:right w:w="100" w:type="dxa"/>
+            </w:tcMar>
+          </w:tcPr>
+          <w:p>
+            <w:pPr>
+              <w:spacing w:before="40" w:after="40" w:line="276" w:lineRule="auto"/>
+              <w:jc w:val="left"/>
             </w:pPr>
             <w:r>
               <w:rPr>
@@ -1625,12 +1645,17 @@
         </w:tc>
         <w:tc>
           <w:tcPr>
-            <w:tcW w:type="dxa" w:w="624"/>
-            <w:tcW w:w="623" w:type="dxa"/>
-            <w:tcW w:w="623" w:type="dxa"/>
-          </w:tcPr>
-          <w:p>
-            <w:pPr>
+            <w:tcW w:type="dxa" w:w="907"/>
+            <w:tcMar>
+              <w:top w:w="80" w:type="dxa"/>
+              <w:bottom w:w="80" w:type="dxa"/>
+              <w:left w:w="100" w:type="dxa"/>
+              <w:right w:w="100" w:type="dxa"/>
+            </w:tcMar>
+          </w:tcPr>
+          <w:p>
+            <w:pPr>
+              <w:spacing w:before="40" w:after="40" w:line="276" w:lineRule="auto"/>
               <w:jc w:val="center"/>
             </w:pPr>
             <w:r>
@@ -1644,32 +1669,18 @@
         </w:tc>
         <w:tc>
           <w:tcPr>
-            <w:tcW w:type="dxa" w:w="794"/>
-            <w:tcW w:w="793" w:type="dxa"/>
-            <w:tcW w:w="793" w:type="dxa"/>
-          </w:tcPr>
-          <w:p>
-            <w:pPr>
-              <w:jc w:val="center"/>
-            </w:pPr>
-            <w:r>
-              <w:rPr>
-                <w:rFonts w:ascii="Times New Roman" w:hAnsi="Times New Roman"/>
-                <w:sz w:val="26"/>
-              </w:rPr>
-              <w:t>2</w:t>
-            </w:r>
-          </w:p>
-        </w:tc>
-        <w:tc>
-          <w:tcPr>
-            <w:tcW w:type="dxa" w:w="5272"/>
-            <w:tcW w:w="5273" w:type="dxa"/>
-            <w:tcW w:w="5273" w:type="dxa"/>
-          </w:tcPr>
-          <w:p>
-            <w:pPr>
-              <w:jc w:val="both"/>
+            <w:tcW w:type="dxa" w:w="4649"/>
+            <w:tcMar>
+              <w:top w:w="80" w:type="dxa"/>
+              <w:bottom w:w="80" w:type="dxa"/>
+              <w:left w:w="100" w:type="dxa"/>
+              <w:right w:w="100" w:type="dxa"/>
+            </w:tcMar>
+          </w:tcPr>
+          <w:p>
+            <w:pPr>
+              <w:spacing w:before="40" w:after="40" w:line="276" w:lineRule="auto"/>
+              <w:jc w:val="left"/>
             </w:pPr>
             <w:r>
               <w:rPr>
@@ -1682,14 +1693,22 @@
         </w:tc>
       </w:tr>
       <w:tr>
-        <w:tc>
-          <w:tcPr>
-            <w:tcW w:type="dxa" w:w="510"/>
-            <w:tcW w:w="510" w:type="dxa"/>
-            <w:tcW w:w="510" w:type="dxa"/>
-          </w:tcPr>
-          <w:p>
-            <w:pPr>
+        <w:trPr>
+          <w:cantSplit/>
+        </w:trPr>
+        <w:tc>
+          <w:tcPr>
+            <w:tcW w:type="dxa" w:w="624"/>
+            <w:tcMar>
+              <w:top w:w="80" w:type="dxa"/>
+              <w:bottom w:w="80" w:type="dxa"/>
+              <w:left w:w="100" w:type="dxa"/>
+              <w:right w:w="100" w:type="dxa"/>
+            </w:tcMar>
+          </w:tcPr>
+          <w:p>
+            <w:pPr>
+              <w:spacing w:before="40" w:after="40" w:line="276" w:lineRule="auto"/>
               <w:jc w:val="center"/>
             </w:pPr>
             <w:r>
@@ -1703,13 +1722,18 @@
         </w:tc>
         <w:tc>
           <w:tcPr>
-            <w:tcW w:type="dxa" w:w="2154"/>
-            <w:tcW w:w="2154" w:type="dxa"/>
-            <w:tcW w:w="2154" w:type="dxa"/>
-          </w:tcPr>
-          <w:p>
-            <w:pPr>
-              <w:jc w:val="both"/>
+            <w:tcW w:type="dxa" w:w="3175"/>
+            <w:tcMar>
+              <w:top w:w="80" w:type="dxa"/>
+              <w:bottom w:w="80" w:type="dxa"/>
+              <w:left w:w="100" w:type="dxa"/>
+              <w:right w:w="100" w:type="dxa"/>
+            </w:tcMar>
+          </w:tcPr>
+          <w:p>
+            <w:pPr>
+              <w:spacing w:before="40" w:after="40" w:line="276" w:lineRule="auto"/>
+              <w:jc w:val="left"/>
             </w:pPr>
             <w:r>
               <w:rPr>
@@ -1722,12 +1746,17 @@
         </w:tc>
         <w:tc>
           <w:tcPr>
-            <w:tcW w:type="dxa" w:w="624"/>
-            <w:tcW w:w="623" w:type="dxa"/>
-            <w:tcW w:w="623" w:type="dxa"/>
-          </w:tcPr>
-          <w:p>
-            <w:pPr>
+            <w:tcW w:type="dxa" w:w="907"/>
+            <w:tcMar>
+              <w:top w:w="80" w:type="dxa"/>
+              <w:bottom w:w="80" w:type="dxa"/>
+              <w:left w:w="100" w:type="dxa"/>
+              <w:right w:w="100" w:type="dxa"/>
+            </w:tcMar>
+          </w:tcPr>
+          <w:p>
+            <w:pPr>
+              <w:spacing w:before="40" w:after="40" w:line="276" w:lineRule="auto"/>
               <w:jc w:val="center"/>
             </w:pPr>
             <w:r>
@@ -1741,32 +1770,18 @@
         </w:tc>
         <w:tc>
           <w:tcPr>
-            <w:tcW w:type="dxa" w:w="794"/>
-            <w:tcW w:w="793" w:type="dxa"/>
-            <w:tcW w:w="793" w:type="dxa"/>
-          </w:tcPr>
-          <w:p>
-            <w:pPr>
-              <w:jc w:val="center"/>
-            </w:pPr>
-            <w:r>
-              <w:rPr>
-                <w:rFonts w:ascii="Times New Roman" w:hAnsi="Times New Roman"/>
-                <w:sz w:val="26"/>
-              </w:rPr>
-              <w:t>3</w:t>
-            </w:r>
-          </w:p>
-        </w:tc>
-        <w:tc>
-          <w:tcPr>
-            <w:tcW w:type="dxa" w:w="5272"/>
-            <w:tcW w:w="5273" w:type="dxa"/>
-            <w:tcW w:w="5273" w:type="dxa"/>
-          </w:tcPr>
-          <w:p>
-            <w:pPr>
-              <w:jc w:val="both"/>
+            <w:tcW w:type="dxa" w:w="4649"/>
+            <w:tcMar>
+              <w:top w:w="80" w:type="dxa"/>
+              <w:bottom w:w="80" w:type="dxa"/>
+              <w:left w:w="100" w:type="dxa"/>
+              <w:right w:w="100" w:type="dxa"/>
+            </w:tcMar>
+          </w:tcPr>
+          <w:p>
+            <w:pPr>
+              <w:spacing w:before="40" w:after="40" w:line="276" w:lineRule="auto"/>
+              <w:jc w:val="left"/>
             </w:pPr>
             <w:r>
               <w:rPr>
@@ -1779,14 +1794,22 @@
         </w:tc>
       </w:tr>
       <w:tr>
-        <w:tc>
-          <w:tcPr>
-            <w:tcW w:type="dxa" w:w="510"/>
-            <w:tcW w:w="510" w:type="dxa"/>
-            <w:tcW w:w="510" w:type="dxa"/>
-          </w:tcPr>
-          <w:p>
-            <w:pPr>
+        <w:trPr>
+          <w:cantSplit/>
+        </w:trPr>
+        <w:tc>
+          <w:tcPr>
+            <w:tcW w:type="dxa" w:w="624"/>
+            <w:tcMar>
+              <w:top w:w="80" w:type="dxa"/>
+              <w:bottom w:w="80" w:type="dxa"/>
+              <w:left w:w="100" w:type="dxa"/>
+              <w:right w:w="100" w:type="dxa"/>
+            </w:tcMar>
+          </w:tcPr>
+          <w:p>
+            <w:pPr>
+              <w:spacing w:before="40" w:after="40" w:line="276" w:lineRule="auto"/>
               <w:jc w:val="center"/>
             </w:pPr>
             <w:r>
@@ -1800,13 +1823,18 @@
         </w:tc>
         <w:tc>
           <w:tcPr>
-            <w:tcW w:type="dxa" w:w="2154"/>
-            <w:tcW w:w="2154" w:type="dxa"/>
-            <w:tcW w:w="2154" w:type="dxa"/>
-          </w:tcPr>
-          <w:p>
-            <w:pPr>
-              <w:jc w:val="both"/>
+            <w:tcW w:type="dxa" w:w="3175"/>
+            <w:tcMar>
+              <w:top w:w="80" w:type="dxa"/>
+              <w:bottom w:w="80" w:type="dxa"/>
+              <w:left w:w="100" w:type="dxa"/>
+              <w:right w:w="100" w:type="dxa"/>
+            </w:tcMar>
+          </w:tcPr>
+          <w:p>
+            <w:pPr>
+              <w:spacing w:before="40" w:after="40" w:line="276" w:lineRule="auto"/>
+              <w:jc w:val="left"/>
             </w:pPr>
             <w:r>
               <w:rPr>
@@ -1819,12 +1847,17 @@
         </w:tc>
         <w:tc>
           <w:tcPr>
-            <w:tcW w:type="dxa" w:w="624"/>
-            <w:tcW w:w="623" w:type="dxa"/>
-            <w:tcW w:w="623" w:type="dxa"/>
-          </w:tcPr>
-          <w:p>
-            <w:pPr>
+            <w:tcW w:type="dxa" w:w="907"/>
+            <w:tcMar>
+              <w:top w:w="80" w:type="dxa"/>
+              <w:bottom w:w="80" w:type="dxa"/>
+              <w:left w:w="100" w:type="dxa"/>
+              <w:right w:w="100" w:type="dxa"/>
+            </w:tcMar>
+          </w:tcPr>
+          <w:p>
+            <w:pPr>
+              <w:spacing w:before="40" w:after="40" w:line="276" w:lineRule="auto"/>
               <w:jc w:val="center"/>
             </w:pPr>
             <w:r>
@@ -1838,32 +1871,18 @@
         </w:tc>
         <w:tc>
           <w:tcPr>
-            <w:tcW w:type="dxa" w:w="794"/>
-            <w:tcW w:w="793" w:type="dxa"/>
-            <w:tcW w:w="793" w:type="dxa"/>
-          </w:tcPr>
-          <w:p>
-            <w:pPr>
-              <w:jc w:val="center"/>
-            </w:pPr>
-            <w:r>
-              <w:rPr>
-                <w:rFonts w:ascii="Times New Roman" w:hAnsi="Times New Roman"/>
-                <w:sz w:val="26"/>
-              </w:rPr>
-              <w:t>4</w:t>
-            </w:r>
-          </w:p>
-        </w:tc>
-        <w:tc>
-          <w:tcPr>
-            <w:tcW w:type="dxa" w:w="5272"/>
-            <w:tcW w:w="5273" w:type="dxa"/>
-            <w:tcW w:w="5273" w:type="dxa"/>
-          </w:tcPr>
-          <w:p>
-            <w:pPr>
-              <w:jc w:val="both"/>
+            <w:tcW w:type="dxa" w:w="4649"/>
+            <w:tcMar>
+              <w:top w:w="80" w:type="dxa"/>
+              <w:bottom w:w="80" w:type="dxa"/>
+              <w:left w:w="100" w:type="dxa"/>
+              <w:right w:w="100" w:type="dxa"/>
+            </w:tcMar>
+          </w:tcPr>
+          <w:p>
+            <w:pPr>
+              <w:spacing w:before="40" w:after="40" w:line="276" w:lineRule="auto"/>
+              <w:jc w:val="left"/>
             </w:pPr>
             <w:r>
               <w:rPr>
@@ -1876,14 +1895,22 @@
         </w:tc>
       </w:tr>
       <w:tr>
-        <w:tc>
-          <w:tcPr>
-            <w:tcW w:type="dxa" w:w="510"/>
-            <w:tcW w:w="510" w:type="dxa"/>
-            <w:tcW w:w="510" w:type="dxa"/>
-          </w:tcPr>
-          <w:p>
-            <w:pPr>
+        <w:trPr>
+          <w:cantSplit/>
+        </w:trPr>
+        <w:tc>
+          <w:tcPr>
+            <w:tcW w:type="dxa" w:w="624"/>
+            <w:tcMar>
+              <w:top w:w="80" w:type="dxa"/>
+              <w:bottom w:w="80" w:type="dxa"/>
+              <w:left w:w="100" w:type="dxa"/>
+              <w:right w:w="100" w:type="dxa"/>
+            </w:tcMar>
+          </w:tcPr>
+          <w:p>
+            <w:pPr>
+              <w:spacing w:before="40" w:after="40" w:line="276" w:lineRule="auto"/>
               <w:jc w:val="center"/>
             </w:pPr>
             <w:r>
@@ -1897,13 +1924,18 @@
         </w:tc>
         <w:tc>
           <w:tcPr>
-            <w:tcW w:type="dxa" w:w="2154"/>
-            <w:tcW w:w="2154" w:type="dxa"/>
-            <w:tcW w:w="2154" w:type="dxa"/>
-          </w:tcPr>
-          <w:p>
-            <w:pPr>
-              <w:jc w:val="both"/>
+            <w:tcW w:type="dxa" w:w="3175"/>
+            <w:tcMar>
+              <w:top w:w="80" w:type="dxa"/>
+              <w:bottom w:w="80" w:type="dxa"/>
+              <w:left w:w="100" w:type="dxa"/>
+              <w:right w:w="100" w:type="dxa"/>
+            </w:tcMar>
+          </w:tcPr>
+          <w:p>
+            <w:pPr>
+              <w:spacing w:before="40" w:after="40" w:line="276" w:lineRule="auto"/>
+              <w:jc w:val="left"/>
             </w:pPr>
             <w:r>
               <w:rPr>
@@ -1916,12 +1948,17 @@
         </w:tc>
         <w:tc>
           <w:tcPr>
-            <w:tcW w:type="dxa" w:w="624"/>
-            <w:tcW w:w="623" w:type="dxa"/>
-            <w:tcW w:w="623" w:type="dxa"/>
-          </w:tcPr>
-          <w:p>
-            <w:pPr>
+            <w:tcW w:type="dxa" w:w="907"/>
+            <w:tcMar>
+              <w:top w:w="80" w:type="dxa"/>
+              <w:bottom w:w="80" w:type="dxa"/>
+              <w:left w:w="100" w:type="dxa"/>
+              <w:right w:w="100" w:type="dxa"/>
+            </w:tcMar>
+          </w:tcPr>
+          <w:p>
+            <w:pPr>
+              <w:spacing w:before="40" w:after="40" w:line="276" w:lineRule="auto"/>
               <w:jc w:val="center"/>
             </w:pPr>
             <w:r>
@@ -1935,32 +1972,18 @@
         </w:tc>
         <w:tc>
           <w:tcPr>
-            <w:tcW w:type="dxa" w:w="794"/>
-            <w:tcW w:w="793" w:type="dxa"/>
-            <w:tcW w:w="793" w:type="dxa"/>
-          </w:tcPr>
-          <w:p>
-            <w:pPr>
-              <w:jc w:val="center"/>
-            </w:pPr>
-            <w:r>
-              <w:rPr>
-                <w:rFonts w:ascii="Times New Roman" w:hAnsi="Times New Roman"/>
-                <w:sz w:val="26"/>
-              </w:rPr>
-              <w:t>5</w:t>
-            </w:r>
-          </w:p>
-        </w:tc>
-        <w:tc>
-          <w:tcPr>
-            <w:tcW w:type="dxa" w:w="5272"/>
-            <w:tcW w:w="5273" w:type="dxa"/>
-            <w:tcW w:w="5273" w:type="dxa"/>
-          </w:tcPr>
-          <w:p>
-            <w:pPr>
-              <w:jc w:val="both"/>
+            <w:tcW w:type="dxa" w:w="4649"/>
+            <w:tcMar>
+              <w:top w:w="80" w:type="dxa"/>
+              <w:bottom w:w="80" w:type="dxa"/>
+              <w:left w:w="100" w:type="dxa"/>
+              <w:right w:w="100" w:type="dxa"/>
+            </w:tcMar>
+          </w:tcPr>
+          <w:p>
+            <w:pPr>
+              <w:spacing w:before="40" w:after="40" w:line="276" w:lineRule="auto"/>
+              <w:jc w:val="left"/>
             </w:pPr>
             <w:r>
               <w:rPr>
@@ -1973,14 +1996,22 @@
         </w:tc>
       </w:tr>
       <w:tr>
-        <w:tc>
-          <w:tcPr>
-            <w:tcW w:type="dxa" w:w="510"/>
-            <w:tcW w:w="510" w:type="dxa"/>
-            <w:tcW w:w="510" w:type="dxa"/>
-          </w:tcPr>
-          <w:p>
-            <w:pPr>
+        <w:trPr>
+          <w:cantSplit/>
+        </w:trPr>
+        <w:tc>
+          <w:tcPr>
+            <w:tcW w:type="dxa" w:w="624"/>
+            <w:tcMar>
+              <w:top w:w="80" w:type="dxa"/>
+              <w:bottom w:w="80" w:type="dxa"/>
+              <w:left w:w="100" w:type="dxa"/>
+              <w:right w:w="100" w:type="dxa"/>
+            </w:tcMar>
+          </w:tcPr>
+          <w:p>
+            <w:pPr>
+              <w:spacing w:before="40" w:after="40" w:line="276" w:lineRule="auto"/>
               <w:jc w:val="center"/>
             </w:pPr>
             <w:r>
@@ -1994,13 +2025,18 @@
         </w:tc>
         <w:tc>
           <w:tcPr>
-            <w:tcW w:type="dxa" w:w="2154"/>
-            <w:tcW w:w="2154" w:type="dxa"/>
-            <w:tcW w:w="2154" w:type="dxa"/>
-          </w:tcPr>
-          <w:p>
-            <w:pPr>
-              <w:jc w:val="both"/>
+            <w:tcW w:type="dxa" w:w="3175"/>
+            <w:tcMar>
+              <w:top w:w="80" w:type="dxa"/>
+              <w:bottom w:w="80" w:type="dxa"/>
+              <w:left w:w="100" w:type="dxa"/>
+              <w:right w:w="100" w:type="dxa"/>
+            </w:tcMar>
+          </w:tcPr>
+          <w:p>
+            <w:pPr>
+              <w:spacing w:before="40" w:after="40" w:line="276" w:lineRule="auto"/>
+              <w:jc w:val="left"/>
             </w:pPr>
             <w:r>
               <w:rPr>
@@ -2013,12 +2049,17 @@
         </w:tc>
         <w:tc>
           <w:tcPr>
-            <w:tcW w:type="dxa" w:w="624"/>
-            <w:tcW w:w="623" w:type="dxa"/>
-            <w:tcW w:w="623" w:type="dxa"/>
-          </w:tcPr>
-          <w:p>
-            <w:pPr>
+            <w:tcW w:type="dxa" w:w="907"/>
+            <w:tcMar>
+              <w:top w:w="80" w:type="dxa"/>
+              <w:bottom w:w="80" w:type="dxa"/>
+              <w:left w:w="100" w:type="dxa"/>
+              <w:right w:w="100" w:type="dxa"/>
+            </w:tcMar>
+          </w:tcPr>
+          <w:p>
+            <w:pPr>
+              <w:spacing w:before="40" w:after="40" w:line="276" w:lineRule="auto"/>
               <w:jc w:val="center"/>
             </w:pPr>
             <w:r>
@@ -2032,32 +2073,18 @@
         </w:tc>
         <w:tc>
           <w:tcPr>
-            <w:tcW w:type="dxa" w:w="794"/>
-            <w:tcW w:w="793" w:type="dxa"/>
-            <w:tcW w:w="793" w:type="dxa"/>
-          </w:tcPr>
-          <w:p>
-            <w:pPr>
-              <w:jc w:val="center"/>
-            </w:pPr>
-            <w:r>
-              <w:rPr>
-                <w:rFonts w:ascii="Times New Roman" w:hAnsi="Times New Roman"/>
-                <w:sz w:val="26"/>
-              </w:rPr>
-              <w:t>6</w:t>
-            </w:r>
-          </w:p>
-        </w:tc>
-        <w:tc>
-          <w:tcPr>
-            <w:tcW w:type="dxa" w:w="5272"/>
-            <w:tcW w:w="5273" w:type="dxa"/>
-            <w:tcW w:w="5273" w:type="dxa"/>
-          </w:tcPr>
-          <w:p>
-            <w:pPr>
-              <w:jc w:val="both"/>
+            <w:tcW w:type="dxa" w:w="4649"/>
+            <w:tcMar>
+              <w:top w:w="80" w:type="dxa"/>
+              <w:bottom w:w="80" w:type="dxa"/>
+              <w:left w:w="100" w:type="dxa"/>
+              <w:right w:w="100" w:type="dxa"/>
+            </w:tcMar>
+          </w:tcPr>
+          <w:p>
+            <w:pPr>
+              <w:spacing w:before="40" w:after="40" w:line="276" w:lineRule="auto"/>
+              <w:jc w:val="left"/>
             </w:pPr>
             <w:r>
               <w:rPr>
@@ -2070,14 +2097,22 @@
         </w:tc>
       </w:tr>
       <w:tr>
-        <w:tc>
-          <w:tcPr>
-            <w:tcW w:type="dxa" w:w="510"/>
-            <w:tcW w:w="510" w:type="dxa"/>
-            <w:tcW w:w="510" w:type="dxa"/>
-          </w:tcPr>
-          <w:p>
-            <w:pPr>
+        <w:trPr>
+          <w:cantSplit/>
+        </w:trPr>
+        <w:tc>
+          <w:tcPr>
+            <w:tcW w:type="dxa" w:w="624"/>
+            <w:tcMar>
+              <w:top w:w="80" w:type="dxa"/>
+              <w:bottom w:w="80" w:type="dxa"/>
+              <w:left w:w="100" w:type="dxa"/>
+              <w:right w:w="100" w:type="dxa"/>
+            </w:tcMar>
+          </w:tcPr>
+          <w:p>
+            <w:pPr>
+              <w:spacing w:before="40" w:after="40" w:line="276" w:lineRule="auto"/>
               <w:jc w:val="center"/>
             </w:pPr>
             <w:r>
@@ -2091,13 +2126,18 @@
         </w:tc>
         <w:tc>
           <w:tcPr>
-            <w:tcW w:type="dxa" w:w="2154"/>
-            <w:tcW w:w="2154" w:type="dxa"/>
-            <w:tcW w:w="2154" w:type="dxa"/>
-          </w:tcPr>
-          <w:p>
-            <w:pPr>
-              <w:jc w:val="both"/>
+            <w:tcW w:type="dxa" w:w="3175"/>
+            <w:tcMar>
+              <w:top w:w="80" w:type="dxa"/>
+              <w:bottom w:w="80" w:type="dxa"/>
+              <w:left w:w="100" w:type="dxa"/>
+              <w:right w:w="100" w:type="dxa"/>
+            </w:tcMar>
+          </w:tcPr>
+          <w:p>
+            <w:pPr>
+              <w:spacing w:before="40" w:after="40" w:line="276" w:lineRule="auto"/>
+              <w:jc w:val="left"/>
             </w:pPr>
             <w:r>
               <w:rPr>
@@ -2110,12 +2150,17 @@
         </w:tc>
         <w:tc>
           <w:tcPr>
-            <w:tcW w:type="dxa" w:w="624"/>
-            <w:tcW w:w="623" w:type="dxa"/>
-            <w:tcW w:w="623" w:type="dxa"/>
-          </w:tcPr>
-          <w:p>
-            <w:pPr>
+            <w:tcW w:type="dxa" w:w="907"/>
+            <w:tcMar>
+              <w:top w:w="80" w:type="dxa"/>
+              <w:bottom w:w="80" w:type="dxa"/>
+              <w:left w:w="100" w:type="dxa"/>
+              <w:right w:w="100" w:type="dxa"/>
+            </w:tcMar>
+          </w:tcPr>
+          <w:p>
+            <w:pPr>
+              <w:spacing w:before="40" w:after="40" w:line="276" w:lineRule="auto"/>
               <w:jc w:val="center"/>
             </w:pPr>
             <w:r>
@@ -2129,32 +2174,18 @@
         </w:tc>
         <w:tc>
           <w:tcPr>
-            <w:tcW w:type="dxa" w:w="794"/>
-            <w:tcW w:w="793" w:type="dxa"/>
-            <w:tcW w:w="793" w:type="dxa"/>
-          </w:tcPr>
-          <w:p>
-            <w:pPr>
-              <w:jc w:val="center"/>
-            </w:pPr>
-            <w:r>
-              <w:rPr>
-                <w:rFonts w:ascii="Times New Roman" w:hAnsi="Times New Roman"/>
-                <w:sz w:val="26"/>
-              </w:rPr>
-              <w:t>7</w:t>
-            </w:r>
-          </w:p>
-        </w:tc>
-        <w:tc>
-          <w:tcPr>
-            <w:tcW w:type="dxa" w:w="5272"/>
-            <w:tcW w:w="5273" w:type="dxa"/>
-            <w:tcW w:w="5273" w:type="dxa"/>
-          </w:tcPr>
-          <w:p>
-            <w:pPr>
-              <w:jc w:val="both"/>
+            <w:tcW w:type="dxa" w:w="4649"/>
+            <w:tcMar>
+              <w:top w:w="80" w:type="dxa"/>
+              <w:bottom w:w="80" w:type="dxa"/>
+              <w:left w:w="100" w:type="dxa"/>
+              <w:right w:w="100" w:type="dxa"/>
+            </w:tcMar>
+          </w:tcPr>
+          <w:p>
+            <w:pPr>
+              <w:spacing w:before="40" w:after="40" w:line="276" w:lineRule="auto"/>
+              <w:jc w:val="left"/>
             </w:pPr>
             <w:r>
               <w:rPr>
@@ -2167,14 +2198,22 @@
         </w:tc>
       </w:tr>
       <w:tr>
-        <w:tc>
-          <w:tcPr>
-            <w:tcW w:type="dxa" w:w="510"/>
-            <w:tcW w:w="510" w:type="dxa"/>
-            <w:tcW w:w="510" w:type="dxa"/>
-          </w:tcPr>
-          <w:p>
-            <w:pPr>
+        <w:trPr>
+          <w:cantSplit/>
+        </w:trPr>
+        <w:tc>
+          <w:tcPr>
+            <w:tcW w:type="dxa" w:w="624"/>
+            <w:tcMar>
+              <w:top w:w="80" w:type="dxa"/>
+              <w:bottom w:w="80" w:type="dxa"/>
+              <w:left w:w="100" w:type="dxa"/>
+              <w:right w:w="100" w:type="dxa"/>
+            </w:tcMar>
+          </w:tcPr>
+          <w:p>
+            <w:pPr>
+              <w:spacing w:before="40" w:after="40" w:line="276" w:lineRule="auto"/>
               <w:jc w:val="center"/>
             </w:pPr>
             <w:r>
@@ -2188,13 +2227,18 @@
         </w:tc>
         <w:tc>
           <w:tcPr>
-            <w:tcW w:type="dxa" w:w="2154"/>
-            <w:tcW w:w="2154" w:type="dxa"/>
-            <w:tcW w:w="2154" w:type="dxa"/>
-          </w:tcPr>
-          <w:p>
-            <w:pPr>
-              <w:jc w:val="both"/>
+            <w:tcW w:type="dxa" w:w="3175"/>
+            <w:tcMar>
+              <w:top w:w="80" w:type="dxa"/>
+              <w:bottom w:w="80" w:type="dxa"/>
+              <w:left w:w="100" w:type="dxa"/>
+              <w:right w:w="100" w:type="dxa"/>
+            </w:tcMar>
+          </w:tcPr>
+          <w:p>
+            <w:pPr>
+              <w:spacing w:before="40" w:after="40" w:line="276" w:lineRule="auto"/>
+              <w:jc w:val="left"/>
             </w:pPr>
             <w:r>
               <w:rPr>
@@ -2207,12 +2251,17 @@
         </w:tc>
         <w:tc>
           <w:tcPr>
-            <w:tcW w:type="dxa" w:w="624"/>
-            <w:tcW w:w="623" w:type="dxa"/>
-            <w:tcW w:w="623" w:type="dxa"/>
-          </w:tcPr>
-          <w:p>
-            <w:pPr>
+            <w:tcW w:type="dxa" w:w="907"/>
+            <w:tcMar>
+              <w:top w:w="80" w:type="dxa"/>
+              <w:bottom w:w="80" w:type="dxa"/>
+              <w:left w:w="100" w:type="dxa"/>
+              <w:right w:w="100" w:type="dxa"/>
+            </w:tcMar>
+          </w:tcPr>
+          <w:p>
+            <w:pPr>
+              <w:spacing w:before="40" w:after="40" w:line="276" w:lineRule="auto"/>
               <w:jc w:val="center"/>
             </w:pPr>
             <w:r>
@@ -2226,32 +2275,18 @@
         </w:tc>
         <w:tc>
           <w:tcPr>
-            <w:tcW w:type="dxa" w:w="794"/>
-            <w:tcW w:w="793" w:type="dxa"/>
-            <w:tcW w:w="793" w:type="dxa"/>
-          </w:tcPr>
-          <w:p>
-            <w:pPr>
-              <w:jc w:val="center"/>
-            </w:pPr>
-            <w:r>
-              <w:rPr>
-                <w:rFonts w:ascii="Times New Roman" w:hAnsi="Times New Roman"/>
-                <w:sz w:val="26"/>
-              </w:rPr>
-              <w:t>8</w:t>
-            </w:r>
-          </w:p>
-        </w:tc>
-        <w:tc>
-          <w:tcPr>
-            <w:tcW w:type="dxa" w:w="5272"/>
-            <w:tcW w:w="5273" w:type="dxa"/>
-            <w:tcW w:w="5273" w:type="dxa"/>
-          </w:tcPr>
-          <w:p>
-            <w:pPr>
-              <w:jc w:val="both"/>
+            <w:tcW w:type="dxa" w:w="4649"/>
+            <w:tcMar>
+              <w:top w:w="80" w:type="dxa"/>
+              <w:bottom w:w="80" w:type="dxa"/>
+              <w:left w:w="100" w:type="dxa"/>
+              <w:right w:w="100" w:type="dxa"/>
+            </w:tcMar>
+          </w:tcPr>
+          <w:p>
+            <w:pPr>
+              <w:spacing w:before="40" w:after="40" w:line="276" w:lineRule="auto"/>
+              <w:jc w:val="left"/>
             </w:pPr>
             <w:r>
               <w:rPr>
@@ -2264,14 +2299,22 @@
         </w:tc>
       </w:tr>
       <w:tr>
-        <w:tc>
-          <w:tcPr>
-            <w:tcW w:type="dxa" w:w="510"/>
-            <w:tcW w:w="510" w:type="dxa"/>
-            <w:tcW w:w="510" w:type="dxa"/>
-          </w:tcPr>
-          <w:p>
-            <w:pPr>
+        <w:trPr>
+          <w:cantSplit/>
+        </w:trPr>
+        <w:tc>
+          <w:tcPr>
+            <w:tcW w:type="dxa" w:w="624"/>
+            <w:tcMar>
+              <w:top w:w="80" w:type="dxa"/>
+              <w:bottom w:w="80" w:type="dxa"/>
+              <w:left w:w="100" w:type="dxa"/>
+              <w:right w:w="100" w:type="dxa"/>
+            </w:tcMar>
+          </w:tcPr>
+          <w:p>
+            <w:pPr>
+              <w:spacing w:before="40" w:after="40" w:line="276" w:lineRule="auto"/>
               <w:jc w:val="center"/>
             </w:pPr>
             <w:r>
@@ -2285,13 +2328,18 @@
         </w:tc>
         <w:tc>
           <w:tcPr>
-            <w:tcW w:type="dxa" w:w="2154"/>
-            <w:tcW w:w="2154" w:type="dxa"/>
-            <w:tcW w:w="2154" w:type="dxa"/>
-          </w:tcPr>
-          <w:p>
-            <w:pPr>
-              <w:jc w:val="both"/>
+            <w:tcW w:type="dxa" w:w="3175"/>
+            <w:tcMar>
+              <w:top w:w="80" w:type="dxa"/>
+              <w:bottom w:w="80" w:type="dxa"/>
+              <w:left w:w="100" w:type="dxa"/>
+              <w:right w:w="100" w:type="dxa"/>
+            </w:tcMar>
+          </w:tcPr>
+          <w:p>
+            <w:pPr>
+              <w:spacing w:before="40" w:after="40" w:line="276" w:lineRule="auto"/>
+              <w:jc w:val="left"/>
             </w:pPr>
             <w:r>
               <w:rPr>
@@ -2304,12 +2352,17 @@
         </w:tc>
         <w:tc>
           <w:tcPr>
-            <w:tcW w:type="dxa" w:w="624"/>
-            <w:tcW w:w="623" w:type="dxa"/>
-            <w:tcW w:w="623" w:type="dxa"/>
-          </w:tcPr>
-          <w:p>
-            <w:pPr>
+            <w:tcW w:type="dxa" w:w="907"/>
+            <w:tcMar>
+              <w:top w:w="80" w:type="dxa"/>
+              <w:bottom w:w="80" w:type="dxa"/>
+              <w:left w:w="100" w:type="dxa"/>
+              <w:right w:w="100" w:type="dxa"/>
+            </w:tcMar>
+          </w:tcPr>
+          <w:p>
+            <w:pPr>
+              <w:spacing w:before="40" w:after="40" w:line="276" w:lineRule="auto"/>
               <w:jc w:val="center"/>
             </w:pPr>
             <w:r>
@@ -2323,32 +2376,18 @@
         </w:tc>
         <w:tc>
           <w:tcPr>
-            <w:tcW w:type="dxa" w:w="794"/>
-            <w:tcW w:w="793" w:type="dxa"/>
-            <w:tcW w:w="793" w:type="dxa"/>
-          </w:tcPr>
-          <w:p>
-            <w:pPr>
-              <w:jc w:val="center"/>
-            </w:pPr>
-            <w:r>
-              <w:rPr>
-                <w:rFonts w:ascii="Times New Roman" w:hAnsi="Times New Roman"/>
-                <w:sz w:val="26"/>
-              </w:rPr>
-              <w:t>9</w:t>
-            </w:r>
-          </w:p>
-        </w:tc>
-        <w:tc>
-          <w:tcPr>
-            <w:tcW w:type="dxa" w:w="5272"/>
-            <w:tcW w:w="5273" w:type="dxa"/>
-            <w:tcW w:w="5273" w:type="dxa"/>
-          </w:tcPr>
-          <w:p>
-            <w:pPr>
-              <w:jc w:val="both"/>
+            <w:tcW w:type="dxa" w:w="4649"/>
+            <w:tcMar>
+              <w:top w:w="80" w:type="dxa"/>
+              <w:bottom w:w="80" w:type="dxa"/>
+              <w:left w:w="100" w:type="dxa"/>
+              <w:right w:w="100" w:type="dxa"/>
+            </w:tcMar>
+          </w:tcPr>
+          <w:p>
+            <w:pPr>
+              <w:spacing w:before="40" w:after="40" w:line="276" w:lineRule="auto"/>
+              <w:jc w:val="left"/>
             </w:pPr>
             <w:r>
               <w:rPr>
@@ -2361,14 +2400,22 @@
         </w:tc>
       </w:tr>
       <w:tr>
-        <w:tc>
-          <w:tcPr>
-            <w:tcW w:type="dxa" w:w="510"/>
-            <w:tcW w:w="510" w:type="dxa"/>
-            <w:tcW w:w="510" w:type="dxa"/>
-          </w:tcPr>
-          <w:p>
-            <w:pPr>
+        <w:trPr>
+          <w:cantSplit/>
+        </w:trPr>
+        <w:tc>
+          <w:tcPr>
+            <w:tcW w:type="dxa" w:w="624"/>
+            <w:tcMar>
+              <w:top w:w="80" w:type="dxa"/>
+              <w:bottom w:w="80" w:type="dxa"/>
+              <w:left w:w="100" w:type="dxa"/>
+              <w:right w:w="100" w:type="dxa"/>
+            </w:tcMar>
+          </w:tcPr>
+          <w:p>
+            <w:pPr>
+              <w:spacing w:before="40" w:after="40" w:line="276" w:lineRule="auto"/>
               <w:jc w:val="center"/>
             </w:pPr>
             <w:r>
@@ -2382,17 +2429,23 @@
         </w:tc>
         <w:tc>
           <w:tcPr>
-            <w:tcW w:type="dxa" w:w="2154"/>
-            <w:tcW w:w="2154" w:type="dxa"/>
-            <w:tcW w:w="2154" w:type="dxa"/>
-          </w:tcPr>
-          <w:p>
-            <w:pPr>
-              <w:jc w:val="both"/>
-            </w:pPr>
-            <w:r>
-              <w:rPr>
-                <w:rFonts w:ascii="Times New Roman" w:hAnsi="Times New Roman"/>
+            <w:tcW w:type="dxa" w:w="3175"/>
+            <w:tcMar>
+              <w:top w:w="80" w:type="dxa"/>
+              <w:bottom w:w="80" w:type="dxa"/>
+              <w:left w:w="100" w:type="dxa"/>
+              <w:right w:w="100" w:type="dxa"/>
+            </w:tcMar>
+          </w:tcPr>
+          <w:p>
+            <w:pPr>
+              <w:spacing w:before="40" w:after="40" w:line="276" w:lineRule="auto"/>
+              <w:jc w:val="left"/>
+            </w:pPr>
+            <w:r>
+              <w:rPr>
+                <w:rFonts w:ascii="Times New Roman" w:hAnsi="Times New Roman"/>
+                <w:b/>
                 <w:sz w:val="26"/>
               </w:rPr>
               <w:t>Ôn tập: Bé làm chủ chuột</w:t>
@@ -2401,12 +2454,17 @@
         </w:tc>
         <w:tc>
           <w:tcPr>
-            <w:tcW w:type="dxa" w:w="624"/>
-            <w:tcW w:w="623" w:type="dxa"/>
-            <w:tcW w:w="623" w:type="dxa"/>
-          </w:tcPr>
-          <w:p>
-            <w:pPr>
+            <w:tcW w:type="dxa" w:w="907"/>
+            <w:tcMar>
+              <w:top w:w="80" w:type="dxa"/>
+              <w:bottom w:w="80" w:type="dxa"/>
+              <w:left w:w="100" w:type="dxa"/>
+              <w:right w:w="100" w:type="dxa"/>
+            </w:tcMar>
+          </w:tcPr>
+          <w:p>
+            <w:pPr>
+              <w:spacing w:before="40" w:after="40" w:line="276" w:lineRule="auto"/>
               <w:jc w:val="center"/>
             </w:pPr>
             <w:r>
@@ -2420,32 +2478,18 @@
         </w:tc>
         <w:tc>
           <w:tcPr>
-            <w:tcW w:type="dxa" w:w="794"/>
-            <w:tcW w:w="793" w:type="dxa"/>
-            <w:tcW w:w="793" w:type="dxa"/>
-          </w:tcPr>
-          <w:p>
-            <w:pPr>
-              <w:jc w:val="center"/>
-            </w:pPr>
-            <w:r>
-              <w:rPr>
-                <w:rFonts w:ascii="Times New Roman" w:hAnsi="Times New Roman"/>
-                <w:sz w:val="26"/>
-              </w:rPr>
-              <w:t>10</w:t>
-            </w:r>
-          </w:p>
-        </w:tc>
-        <w:tc>
-          <w:tcPr>
-            <w:tcW w:type="dxa" w:w="5272"/>
-            <w:tcW w:w="5273" w:type="dxa"/>
-            <w:tcW w:w="5273" w:type="dxa"/>
-          </w:tcPr>
-          <w:p>
-            <w:pPr>
-              <w:jc w:val="both"/>
+            <w:tcW w:type="dxa" w:w="4649"/>
+            <w:tcMar>
+              <w:top w:w="80" w:type="dxa"/>
+              <w:bottom w:w="80" w:type="dxa"/>
+              <w:left w:w="100" w:type="dxa"/>
+              <w:right w:w="100" w:type="dxa"/>
+            </w:tcMar>
+          </w:tcPr>
+          <w:p>
+            <w:pPr>
+              <w:spacing w:before="40" w:after="40" w:line="276" w:lineRule="auto"/>
+              <w:jc w:val="left"/>
             </w:pPr>
             <w:r>
               <w:rPr>
@@ -2458,14 +2502,22 @@
         </w:tc>
       </w:tr>
       <w:tr>
-        <w:tc>
-          <w:tcPr>
-            <w:tcW w:type="dxa" w:w="510"/>
-            <w:tcW w:w="510" w:type="dxa"/>
-            <w:tcW w:w="510" w:type="dxa"/>
-          </w:tcPr>
-          <w:p>
-            <w:pPr>
+        <w:trPr>
+          <w:cantSplit/>
+        </w:trPr>
+        <w:tc>
+          <w:tcPr>
+            <w:tcW w:type="dxa" w:w="624"/>
+            <w:tcMar>
+              <w:top w:w="80" w:type="dxa"/>
+              <w:bottom w:w="80" w:type="dxa"/>
+              <w:left w:w="100" w:type="dxa"/>
+              <w:right w:w="100" w:type="dxa"/>
+            </w:tcMar>
+          </w:tcPr>
+          <w:p>
+            <w:pPr>
+              <w:spacing w:before="40" w:after="40" w:line="276" w:lineRule="auto"/>
               <w:jc w:val="center"/>
             </w:pPr>
             <w:r>
@@ -2479,17 +2531,23 @@
         </w:tc>
         <w:tc>
           <w:tcPr>
-            <w:tcW w:type="dxa" w:w="2154"/>
-            <w:tcW w:w="2154" w:type="dxa"/>
-            <w:tcW w:w="2154" w:type="dxa"/>
-          </w:tcPr>
-          <w:p>
-            <w:pPr>
-              <w:jc w:val="both"/>
-            </w:pPr>
-            <w:r>
-              <w:rPr>
-                <w:rFonts w:ascii="Times New Roman" w:hAnsi="Times New Roman"/>
+            <w:tcW w:type="dxa" w:w="3175"/>
+            <w:tcMar>
+              <w:top w:w="80" w:type="dxa"/>
+              <w:bottom w:w="80" w:type="dxa"/>
+              <w:left w:w="100" w:type="dxa"/>
+              <w:right w:w="100" w:type="dxa"/>
+            </w:tcMar>
+          </w:tcPr>
+          <w:p>
+            <w:pPr>
+              <w:spacing w:before="40" w:after="40" w:line="276" w:lineRule="auto"/>
+              <w:jc w:val="left"/>
+            </w:pPr>
+            <w:r>
+              <w:rPr>
+                <w:rFonts w:ascii="Times New Roman" w:hAnsi="Times New Roman"/>
+                <w:b/>
                 <w:sz w:val="26"/>
               </w:rPr>
               <w:t>ĐÁNH GIÁ ĐỊNH KỲ 1</w:t>
@@ -2498,12 +2556,17 @@
         </w:tc>
         <w:tc>
           <w:tcPr>
-            <w:tcW w:type="dxa" w:w="624"/>
-            <w:tcW w:w="623" w:type="dxa"/>
-            <w:tcW w:w="623" w:type="dxa"/>
-          </w:tcPr>
-          <w:p>
-            <w:pPr>
+            <w:tcW w:type="dxa" w:w="907"/>
+            <w:tcMar>
+              <w:top w:w="80" w:type="dxa"/>
+              <w:bottom w:w="80" w:type="dxa"/>
+              <w:left w:w="100" w:type="dxa"/>
+              <w:right w:w="100" w:type="dxa"/>
+            </w:tcMar>
+          </w:tcPr>
+          <w:p>
+            <w:pPr>
+              <w:spacing w:before="40" w:after="40" w:line="276" w:lineRule="auto"/>
               <w:jc w:val="center"/>
             </w:pPr>
             <w:r>
@@ -2517,32 +2580,18 @@
         </w:tc>
         <w:tc>
           <w:tcPr>
-            <w:tcW w:type="dxa" w:w="794"/>
-            <w:tcW w:w="793" w:type="dxa"/>
-            <w:tcW w:w="793" w:type="dxa"/>
-          </w:tcPr>
-          <w:p>
-            <w:pPr>
-              <w:jc w:val="center"/>
-            </w:pPr>
-            <w:r>
-              <w:rPr>
-                <w:rFonts w:ascii="Times New Roman" w:hAnsi="Times New Roman"/>
-                <w:sz w:val="26"/>
-              </w:rPr>
-              <w:t>11</w:t>
-            </w:r>
-          </w:p>
-        </w:tc>
-        <w:tc>
-          <w:tcPr>
-            <w:tcW w:type="dxa" w:w="5272"/>
-            <w:tcW w:w="5273" w:type="dxa"/>
-            <w:tcW w:w="5273" w:type="dxa"/>
-          </w:tcPr>
-          <w:p>
-            <w:pPr>
-              <w:jc w:val="both"/>
+            <w:tcW w:type="dxa" w:w="4649"/>
+            <w:tcMar>
+              <w:top w:w="80" w:type="dxa"/>
+              <w:bottom w:w="80" w:type="dxa"/>
+              <w:left w:w="100" w:type="dxa"/>
+              <w:right w:w="100" w:type="dxa"/>
+            </w:tcMar>
+          </w:tcPr>
+          <w:p>
+            <w:pPr>
+              <w:spacing w:before="40" w:after="40" w:line="276" w:lineRule="auto"/>
+              <w:jc w:val="left"/>
             </w:pPr>
             <w:r>
               <w:rPr>
@@ -2555,14 +2604,22 @@
         </w:tc>
       </w:tr>
       <w:tr>
-        <w:tc>
-          <w:tcPr>
-            <w:tcW w:type="dxa" w:w="510"/>
-            <w:tcW w:w="510" w:type="dxa"/>
-            <w:tcW w:w="510" w:type="dxa"/>
-          </w:tcPr>
-          <w:p>
-            <w:pPr>
+        <w:trPr>
+          <w:cantSplit/>
+        </w:trPr>
+        <w:tc>
+          <w:tcPr>
+            <w:tcW w:type="dxa" w:w="624"/>
+            <w:tcMar>
+              <w:top w:w="80" w:type="dxa"/>
+              <w:bottom w:w="80" w:type="dxa"/>
+              <w:left w:w="100" w:type="dxa"/>
+              <w:right w:w="100" w:type="dxa"/>
+            </w:tcMar>
+          </w:tcPr>
+          <w:p>
+            <w:pPr>
+              <w:spacing w:before="40" w:after="40" w:line="276" w:lineRule="auto"/>
               <w:jc w:val="center"/>
             </w:pPr>
             <w:r>
@@ -2576,13 +2633,18 @@
         </w:tc>
         <w:tc>
           <w:tcPr>
-            <w:tcW w:type="dxa" w:w="2154"/>
-            <w:tcW w:w="2154" w:type="dxa"/>
-            <w:tcW w:w="2154" w:type="dxa"/>
-          </w:tcPr>
-          <w:p>
-            <w:pPr>
-              <w:jc w:val="both"/>
+            <w:tcW w:type="dxa" w:w="3175"/>
+            <w:tcMar>
+              <w:top w:w="80" w:type="dxa"/>
+              <w:bottom w:w="80" w:type="dxa"/>
+              <w:left w:w="100" w:type="dxa"/>
+              <w:right w:w="100" w:type="dxa"/>
+            </w:tcMar>
+          </w:tcPr>
+          <w:p>
+            <w:pPr>
+              <w:spacing w:before="40" w:after="40" w:line="276" w:lineRule="auto"/>
+              <w:jc w:val="left"/>
             </w:pPr>
             <w:r>
               <w:rPr>
@@ -2595,12 +2657,17 @@
         </w:tc>
         <w:tc>
           <w:tcPr>
-            <w:tcW w:type="dxa" w:w="624"/>
-            <w:tcW w:w="623" w:type="dxa"/>
-            <w:tcW w:w="623" w:type="dxa"/>
-          </w:tcPr>
-          <w:p>
-            <w:pPr>
+            <w:tcW w:type="dxa" w:w="907"/>
+            <w:tcMar>
+              <w:top w:w="80" w:type="dxa"/>
+              <w:bottom w:w="80" w:type="dxa"/>
+              <w:left w:w="100" w:type="dxa"/>
+              <w:right w:w="100" w:type="dxa"/>
+            </w:tcMar>
+          </w:tcPr>
+          <w:p>
+            <w:pPr>
+              <w:spacing w:before="40" w:after="40" w:line="276" w:lineRule="auto"/>
               <w:jc w:val="center"/>
             </w:pPr>
             <w:r>
@@ -2614,32 +2681,18 @@
         </w:tc>
         <w:tc>
           <w:tcPr>
-            <w:tcW w:type="dxa" w:w="794"/>
-            <w:tcW w:w="793" w:type="dxa"/>
-            <w:tcW w:w="793" w:type="dxa"/>
-          </w:tcPr>
-          <w:p>
-            <w:pPr>
-              <w:jc w:val="center"/>
-            </w:pPr>
-            <w:r>
-              <w:rPr>
-                <w:rFonts w:ascii="Times New Roman" w:hAnsi="Times New Roman"/>
-                <w:sz w:val="26"/>
-              </w:rPr>
-              <w:t>12</w:t>
-            </w:r>
-          </w:p>
-        </w:tc>
-        <w:tc>
-          <w:tcPr>
-            <w:tcW w:type="dxa" w:w="5272"/>
-            <w:tcW w:w="5273" w:type="dxa"/>
-            <w:tcW w:w="5273" w:type="dxa"/>
-          </w:tcPr>
-          <w:p>
-            <w:pPr>
-              <w:jc w:val="both"/>
+            <w:tcW w:type="dxa" w:w="4649"/>
+            <w:tcMar>
+              <w:top w:w="80" w:type="dxa"/>
+              <w:bottom w:w="80" w:type="dxa"/>
+              <w:left w:w="100" w:type="dxa"/>
+              <w:right w:w="100" w:type="dxa"/>
+            </w:tcMar>
+          </w:tcPr>
+          <w:p>
+            <w:pPr>
+              <w:spacing w:before="40" w:after="40" w:line="276" w:lineRule="auto"/>
+              <w:jc w:val="left"/>
             </w:pPr>
             <w:r>
               <w:rPr>
@@ -2652,14 +2705,22 @@
         </w:tc>
       </w:tr>
       <w:tr>
-        <w:tc>
-          <w:tcPr>
-            <w:tcW w:type="dxa" w:w="510"/>
-            <w:tcW w:w="510" w:type="dxa"/>
-            <w:tcW w:w="510" w:type="dxa"/>
-          </w:tcPr>
-          <w:p>
-            <w:pPr>
+        <w:trPr>
+          <w:cantSplit/>
+        </w:trPr>
+        <w:tc>
+          <w:tcPr>
+            <w:tcW w:type="dxa" w:w="624"/>
+            <w:tcMar>
+              <w:top w:w="80" w:type="dxa"/>
+              <w:bottom w:w="80" w:type="dxa"/>
+              <w:left w:w="100" w:type="dxa"/>
+              <w:right w:w="100" w:type="dxa"/>
+            </w:tcMar>
+          </w:tcPr>
+          <w:p>
+            <w:pPr>
+              <w:spacing w:before="40" w:after="40" w:line="276" w:lineRule="auto"/>
               <w:jc w:val="center"/>
             </w:pPr>
             <w:r>
@@ -2673,13 +2734,18 @@
         </w:tc>
         <w:tc>
           <w:tcPr>
-            <w:tcW w:type="dxa" w:w="2154"/>
-            <w:tcW w:w="2154" w:type="dxa"/>
-            <w:tcW w:w="2154" w:type="dxa"/>
-          </w:tcPr>
-          <w:p>
-            <w:pPr>
-              <w:jc w:val="both"/>
+            <w:tcW w:type="dxa" w:w="3175"/>
+            <w:tcMar>
+              <w:top w:w="80" w:type="dxa"/>
+              <w:bottom w:w="80" w:type="dxa"/>
+              <w:left w:w="100" w:type="dxa"/>
+              <w:right w:w="100" w:type="dxa"/>
+            </w:tcMar>
+          </w:tcPr>
+          <w:p>
+            <w:pPr>
+              <w:spacing w:before="40" w:after="40" w:line="276" w:lineRule="auto"/>
+              <w:jc w:val="left"/>
             </w:pPr>
             <w:r>
               <w:rPr>
@@ -2692,12 +2758,17 @@
         </w:tc>
         <w:tc>
           <w:tcPr>
-            <w:tcW w:type="dxa" w:w="624"/>
-            <w:tcW w:w="623" w:type="dxa"/>
-            <w:tcW w:w="623" w:type="dxa"/>
-          </w:tcPr>
-          <w:p>
-            <w:pPr>
+            <w:tcW w:type="dxa" w:w="907"/>
+            <w:tcMar>
+              <w:top w:w="80" w:type="dxa"/>
+              <w:bottom w:w="80" w:type="dxa"/>
+              <w:left w:w="100" w:type="dxa"/>
+              <w:right w:w="100" w:type="dxa"/>
+            </w:tcMar>
+          </w:tcPr>
+          <w:p>
+            <w:pPr>
+              <w:spacing w:before="40" w:after="40" w:line="276" w:lineRule="auto"/>
               <w:jc w:val="center"/>
             </w:pPr>
             <w:r>
@@ -2711,32 +2782,18 @@
         </w:tc>
         <w:tc>
           <w:tcPr>
-            <w:tcW w:type="dxa" w:w="794"/>
-            <w:tcW w:w="793" w:type="dxa"/>
-            <w:tcW w:w="793" w:type="dxa"/>
-          </w:tcPr>
-          <w:p>
-            <w:pPr>
-              <w:jc w:val="center"/>
-            </w:pPr>
-            <w:r>
-              <w:rPr>
-                <w:rFonts w:ascii="Times New Roman" w:hAnsi="Times New Roman"/>
-                <w:sz w:val="26"/>
-              </w:rPr>
-              <w:t>13</w:t>
-            </w:r>
-          </w:p>
-        </w:tc>
-        <w:tc>
-          <w:tcPr>
-            <w:tcW w:type="dxa" w:w="5272"/>
-            <w:tcW w:w="5273" w:type="dxa"/>
-            <w:tcW w:w="5273" w:type="dxa"/>
-          </w:tcPr>
-          <w:p>
-            <w:pPr>
-              <w:jc w:val="both"/>
+            <w:tcW w:type="dxa" w:w="4649"/>
+            <w:tcMar>
+              <w:top w:w="80" w:type="dxa"/>
+              <w:bottom w:w="80" w:type="dxa"/>
+              <w:left w:w="100" w:type="dxa"/>
+              <w:right w:w="100" w:type="dxa"/>
+            </w:tcMar>
+          </w:tcPr>
+          <w:p>
+            <w:pPr>
+              <w:spacing w:before="40" w:after="40" w:line="276" w:lineRule="auto"/>
+              <w:jc w:val="left"/>
             </w:pPr>
             <w:r>
               <w:rPr>
@@ -2749,14 +2806,22 @@
         </w:tc>
       </w:tr>
       <w:tr>
-        <w:tc>
-          <w:tcPr>
-            <w:tcW w:type="dxa" w:w="510"/>
-            <w:tcW w:w="510" w:type="dxa"/>
-            <w:tcW w:w="510" w:type="dxa"/>
-          </w:tcPr>
-          <w:p>
-            <w:pPr>
+        <w:trPr>
+          <w:cantSplit/>
+        </w:trPr>
+        <w:tc>
+          <w:tcPr>
+            <w:tcW w:type="dxa" w:w="624"/>
+            <w:tcMar>
+              <w:top w:w="80" w:type="dxa"/>
+              <w:bottom w:w="80" w:type="dxa"/>
+              <w:left w:w="100" w:type="dxa"/>
+              <w:right w:w="100" w:type="dxa"/>
+            </w:tcMar>
+          </w:tcPr>
+          <w:p>
+            <w:pPr>
+              <w:spacing w:before="40" w:after="40" w:line="276" w:lineRule="auto"/>
               <w:jc w:val="center"/>
             </w:pPr>
             <w:r>
@@ -2770,13 +2835,18 @@
         </w:tc>
         <w:tc>
           <w:tcPr>
-            <w:tcW w:type="dxa" w:w="2154"/>
-            <w:tcW w:w="2154" w:type="dxa"/>
-            <w:tcW w:w="2154" w:type="dxa"/>
-          </w:tcPr>
-          <w:p>
-            <w:pPr>
-              <w:jc w:val="both"/>
+            <w:tcW w:type="dxa" w:w="3175"/>
+            <w:tcMar>
+              <w:top w:w="80" w:type="dxa"/>
+              <w:bottom w:w="80" w:type="dxa"/>
+              <w:left w:w="100" w:type="dxa"/>
+              <w:right w:w="100" w:type="dxa"/>
+            </w:tcMar>
+          </w:tcPr>
+          <w:p>
+            <w:pPr>
+              <w:spacing w:before="40" w:after="40" w:line="276" w:lineRule="auto"/>
+              <w:jc w:val="left"/>
             </w:pPr>
             <w:r>
               <w:rPr>
@@ -2789,12 +2859,17 @@
         </w:tc>
         <w:tc>
           <w:tcPr>
-            <w:tcW w:type="dxa" w:w="624"/>
-            <w:tcW w:w="623" w:type="dxa"/>
-            <w:tcW w:w="623" w:type="dxa"/>
-          </w:tcPr>
-          <w:p>
-            <w:pPr>
+            <w:tcW w:type="dxa" w:w="907"/>
+            <w:tcMar>
+              <w:top w:w="80" w:type="dxa"/>
+              <w:bottom w:w="80" w:type="dxa"/>
+              <w:left w:w="100" w:type="dxa"/>
+              <w:right w:w="100" w:type="dxa"/>
+            </w:tcMar>
+          </w:tcPr>
+          <w:p>
+            <w:pPr>
+              <w:spacing w:before="40" w:after="40" w:line="276" w:lineRule="auto"/>
               <w:jc w:val="center"/>
             </w:pPr>
             <w:r>
@@ -2808,32 +2883,18 @@
         </w:tc>
         <w:tc>
           <w:tcPr>
-            <w:tcW w:type="dxa" w:w="794"/>
-            <w:tcW w:w="793" w:type="dxa"/>
-            <w:tcW w:w="793" w:type="dxa"/>
-          </w:tcPr>
-          <w:p>
-            <w:pPr>
-              <w:jc w:val="center"/>
-            </w:pPr>
-            <w:r>
-              <w:rPr>
-                <w:rFonts w:ascii="Times New Roman" w:hAnsi="Times New Roman"/>
-                <w:sz w:val="26"/>
-              </w:rPr>
-              <w:t>14</w:t>
-            </w:r>
-          </w:p>
-        </w:tc>
-        <w:tc>
-          <w:tcPr>
-            <w:tcW w:type="dxa" w:w="5272"/>
-            <w:tcW w:w="5273" w:type="dxa"/>
-            <w:tcW w:w="5273" w:type="dxa"/>
-          </w:tcPr>
-          <w:p>
-            <w:pPr>
-              <w:jc w:val="both"/>
+            <w:tcW w:type="dxa" w:w="4649"/>
+            <w:tcMar>
+              <w:top w:w="80" w:type="dxa"/>
+              <w:bottom w:w="80" w:type="dxa"/>
+              <w:left w:w="100" w:type="dxa"/>
+              <w:right w:w="100" w:type="dxa"/>
+            </w:tcMar>
+          </w:tcPr>
+          <w:p>
+            <w:pPr>
+              <w:spacing w:before="40" w:after="40" w:line="276" w:lineRule="auto"/>
+              <w:jc w:val="left"/>
             </w:pPr>
             <w:r>
               <w:rPr>
@@ -2846,14 +2907,22 @@
         </w:tc>
       </w:tr>
       <w:tr>
-        <w:tc>
-          <w:tcPr>
-            <w:tcW w:type="dxa" w:w="510"/>
-            <w:tcW w:w="510" w:type="dxa"/>
-            <w:tcW w:w="510" w:type="dxa"/>
-          </w:tcPr>
-          <w:p>
-            <w:pPr>
+        <w:trPr>
+          <w:cantSplit/>
+        </w:trPr>
+        <w:tc>
+          <w:tcPr>
+            <w:tcW w:type="dxa" w:w="624"/>
+            <w:tcMar>
+              <w:top w:w="80" w:type="dxa"/>
+              <w:bottom w:w="80" w:type="dxa"/>
+              <w:left w:w="100" w:type="dxa"/>
+              <w:right w:w="100" w:type="dxa"/>
+            </w:tcMar>
+          </w:tcPr>
+          <w:p>
+            <w:pPr>
+              <w:spacing w:before="40" w:after="40" w:line="276" w:lineRule="auto"/>
               <w:jc w:val="center"/>
             </w:pPr>
             <w:r>
@@ -2867,13 +2936,18 @@
         </w:tc>
         <w:tc>
           <w:tcPr>
-            <w:tcW w:type="dxa" w:w="2154"/>
-            <w:tcW w:w="2154" w:type="dxa"/>
-            <w:tcW w:w="2154" w:type="dxa"/>
-          </w:tcPr>
-          <w:p>
-            <w:pPr>
-              <w:jc w:val="both"/>
+            <w:tcW w:type="dxa" w:w="3175"/>
+            <w:tcMar>
+              <w:top w:w="80" w:type="dxa"/>
+              <w:bottom w:w="80" w:type="dxa"/>
+              <w:left w:w="100" w:type="dxa"/>
+              <w:right w:w="100" w:type="dxa"/>
+            </w:tcMar>
+          </w:tcPr>
+          <w:p>
+            <w:pPr>
+              <w:spacing w:before="40" w:after="40" w:line="276" w:lineRule="auto"/>
+              <w:jc w:val="left"/>
             </w:pPr>
             <w:r>
               <w:rPr>
@@ -2886,12 +2960,17 @@
         </w:tc>
         <w:tc>
           <w:tcPr>
-            <w:tcW w:type="dxa" w:w="624"/>
-            <w:tcW w:w="623" w:type="dxa"/>
-            <w:tcW w:w="623" w:type="dxa"/>
-          </w:tcPr>
-          <w:p>
-            <w:pPr>
+            <w:tcW w:type="dxa" w:w="907"/>
+            <w:tcMar>
+              <w:top w:w="80" w:type="dxa"/>
+              <w:bottom w:w="80" w:type="dxa"/>
+              <w:left w:w="100" w:type="dxa"/>
+              <w:right w:w="100" w:type="dxa"/>
+            </w:tcMar>
+          </w:tcPr>
+          <w:p>
+            <w:pPr>
+              <w:spacing w:before="40" w:after="40" w:line="276" w:lineRule="auto"/>
               <w:jc w:val="center"/>
             </w:pPr>
             <w:r>
@@ -2905,32 +2984,18 @@
         </w:tc>
         <w:tc>
           <w:tcPr>
-            <w:tcW w:type="dxa" w:w="794"/>
-            <w:tcW w:w="793" w:type="dxa"/>
-            <w:tcW w:w="793" w:type="dxa"/>
-          </w:tcPr>
-          <w:p>
-            <w:pPr>
-              <w:jc w:val="center"/>
-            </w:pPr>
-            <w:r>
-              <w:rPr>
-                <w:rFonts w:ascii="Times New Roman" w:hAnsi="Times New Roman"/>
-                <w:sz w:val="26"/>
-              </w:rPr>
-              <w:t>15</w:t>
-            </w:r>
-          </w:p>
-        </w:tc>
-        <w:tc>
-          <w:tcPr>
-            <w:tcW w:type="dxa" w:w="5272"/>
-            <w:tcW w:w="5273" w:type="dxa"/>
-            <w:tcW w:w="5273" w:type="dxa"/>
-          </w:tcPr>
-          <w:p>
-            <w:pPr>
-              <w:jc w:val="both"/>
+            <w:tcW w:type="dxa" w:w="4649"/>
+            <w:tcMar>
+              <w:top w:w="80" w:type="dxa"/>
+              <w:bottom w:w="80" w:type="dxa"/>
+              <w:left w:w="100" w:type="dxa"/>
+              <w:right w:w="100" w:type="dxa"/>
+            </w:tcMar>
+          </w:tcPr>
+          <w:p>
+            <w:pPr>
+              <w:spacing w:before="40" w:after="40" w:line="276" w:lineRule="auto"/>
+              <w:jc w:val="left"/>
             </w:pPr>
             <w:r>
               <w:rPr>
@@ -2943,14 +3008,22 @@
         </w:tc>
       </w:tr>
       <w:tr>
-        <w:tc>
-          <w:tcPr>
-            <w:tcW w:type="dxa" w:w="510"/>
-            <w:tcW w:w="510" w:type="dxa"/>
-            <w:tcW w:w="510" w:type="dxa"/>
-          </w:tcPr>
-          <w:p>
-            <w:pPr>
+        <w:trPr>
+          <w:cantSplit/>
+        </w:trPr>
+        <w:tc>
+          <w:tcPr>
+            <w:tcW w:type="dxa" w:w="624"/>
+            <w:tcMar>
+              <w:top w:w="80" w:type="dxa"/>
+              <w:bottom w:w="80" w:type="dxa"/>
+              <w:left w:w="100" w:type="dxa"/>
+              <w:right w:w="100" w:type="dxa"/>
+            </w:tcMar>
+          </w:tcPr>
+          <w:p>
+            <w:pPr>
+              <w:spacing w:before="40" w:after="40" w:line="276" w:lineRule="auto"/>
               <w:jc w:val="center"/>
             </w:pPr>
             <w:r>
@@ -2964,13 +3037,18 @@
         </w:tc>
         <w:tc>
           <w:tcPr>
-            <w:tcW w:type="dxa" w:w="2154"/>
-            <w:tcW w:w="2154" w:type="dxa"/>
-            <w:tcW w:w="2154" w:type="dxa"/>
-          </w:tcPr>
-          <w:p>
-            <w:pPr>
-              <w:jc w:val="both"/>
+            <w:tcW w:type="dxa" w:w="3175"/>
+            <w:tcMar>
+              <w:top w:w="80" w:type="dxa"/>
+              <w:bottom w:w="80" w:type="dxa"/>
+              <w:left w:w="100" w:type="dxa"/>
+              <w:right w:w="100" w:type="dxa"/>
+            </w:tcMar>
+          </w:tcPr>
+          <w:p>
+            <w:pPr>
+              <w:spacing w:before="40" w:after="40" w:line="276" w:lineRule="auto"/>
+              <w:jc w:val="left"/>
             </w:pPr>
             <w:r>
               <w:rPr>
@@ -2983,12 +3061,17 @@
         </w:tc>
         <w:tc>
           <w:tcPr>
-            <w:tcW w:type="dxa" w:w="624"/>
-            <w:tcW w:w="623" w:type="dxa"/>
-            <w:tcW w:w="623" w:type="dxa"/>
-          </w:tcPr>
-          <w:p>
-            <w:pPr>
+            <w:tcW w:type="dxa" w:w="907"/>
+            <w:tcMar>
+              <w:top w:w="80" w:type="dxa"/>
+              <w:bottom w:w="80" w:type="dxa"/>
+              <w:left w:w="100" w:type="dxa"/>
+              <w:right w:w="100" w:type="dxa"/>
+            </w:tcMar>
+          </w:tcPr>
+          <w:p>
+            <w:pPr>
+              <w:spacing w:before="40" w:after="40" w:line="276" w:lineRule="auto"/>
               <w:jc w:val="center"/>
             </w:pPr>
             <w:r>
@@ -3002,32 +3085,18 @@
         </w:tc>
         <w:tc>
           <w:tcPr>
-            <w:tcW w:type="dxa" w:w="794"/>
-            <w:tcW w:w="793" w:type="dxa"/>
-            <w:tcW w:w="793" w:type="dxa"/>
-          </w:tcPr>
-          <w:p>
-            <w:pPr>
-              <w:jc w:val="center"/>
-            </w:pPr>
-            <w:r>
-              <w:rPr>
-                <w:rFonts w:ascii="Times New Roman" w:hAnsi="Times New Roman"/>
-                <w:sz w:val="26"/>
-              </w:rPr>
-              <w:t>16</w:t>
-            </w:r>
-          </w:p>
-        </w:tc>
-        <w:tc>
-          <w:tcPr>
-            <w:tcW w:type="dxa" w:w="5272"/>
-            <w:tcW w:w="5273" w:type="dxa"/>
-            <w:tcW w:w="5273" w:type="dxa"/>
-          </w:tcPr>
-          <w:p>
-            <w:pPr>
-              <w:jc w:val="both"/>
+            <w:tcW w:type="dxa" w:w="4649"/>
+            <w:tcMar>
+              <w:top w:w="80" w:type="dxa"/>
+              <w:bottom w:w="80" w:type="dxa"/>
+              <w:left w:w="100" w:type="dxa"/>
+              <w:right w:w="100" w:type="dxa"/>
+            </w:tcMar>
+          </w:tcPr>
+          <w:p>
+            <w:pPr>
+              <w:spacing w:before="40" w:after="40" w:line="276" w:lineRule="auto"/>
+              <w:jc w:val="left"/>
             </w:pPr>
             <w:r>
               <w:rPr>
@@ -3040,14 +3109,22 @@
         </w:tc>
       </w:tr>
       <w:tr>
-        <w:tc>
-          <w:tcPr>
-            <w:tcW w:type="dxa" w:w="510"/>
-            <w:tcW w:w="510" w:type="dxa"/>
-            <w:tcW w:w="510" w:type="dxa"/>
-          </w:tcPr>
-          <w:p>
-            <w:pPr>
+        <w:trPr>
+          <w:cantSplit/>
+        </w:trPr>
+        <w:tc>
+          <w:tcPr>
+            <w:tcW w:type="dxa" w:w="624"/>
+            <w:tcMar>
+              <w:top w:w="80" w:type="dxa"/>
+              <w:bottom w:w="80" w:type="dxa"/>
+              <w:left w:w="100" w:type="dxa"/>
+              <w:right w:w="100" w:type="dxa"/>
+            </w:tcMar>
+          </w:tcPr>
+          <w:p>
+            <w:pPr>
+              <w:spacing w:before="40" w:after="40" w:line="276" w:lineRule="auto"/>
               <w:jc w:val="center"/>
             </w:pPr>
             <w:r>
@@ -3061,13 +3138,18 @@
         </w:tc>
         <w:tc>
           <w:tcPr>
-            <w:tcW w:type="dxa" w:w="2154"/>
-            <w:tcW w:w="2154" w:type="dxa"/>
-            <w:tcW w:w="2154" w:type="dxa"/>
-          </w:tcPr>
-          <w:p>
-            <w:pPr>
-              <w:jc w:val="both"/>
+            <w:tcW w:type="dxa" w:w="3175"/>
+            <w:tcMar>
+              <w:top w:w="80" w:type="dxa"/>
+              <w:bottom w:w="80" w:type="dxa"/>
+              <w:left w:w="100" w:type="dxa"/>
+              <w:right w:w="100" w:type="dxa"/>
+            </w:tcMar>
+          </w:tcPr>
+          <w:p>
+            <w:pPr>
+              <w:spacing w:before="40" w:after="40" w:line="276" w:lineRule="auto"/>
+              <w:jc w:val="left"/>
             </w:pPr>
             <w:r>
               <w:rPr>
@@ -3080,12 +3162,17 @@
         </w:tc>
         <w:tc>
           <w:tcPr>
-            <w:tcW w:type="dxa" w:w="624"/>
-            <w:tcW w:w="623" w:type="dxa"/>
-            <w:tcW w:w="623" w:type="dxa"/>
-          </w:tcPr>
-          <w:p>
-            <w:pPr>
+            <w:tcW w:type="dxa" w:w="907"/>
+            <w:tcMar>
+              <w:top w:w="80" w:type="dxa"/>
+              <w:bottom w:w="80" w:type="dxa"/>
+              <w:left w:w="100" w:type="dxa"/>
+              <w:right w:w="100" w:type="dxa"/>
+            </w:tcMar>
+          </w:tcPr>
+          <w:p>
+            <w:pPr>
+              <w:spacing w:before="40" w:after="40" w:line="276" w:lineRule="auto"/>
               <w:jc w:val="center"/>
             </w:pPr>
             <w:r>
@@ -3099,32 +3186,18 @@
         </w:tc>
         <w:tc>
           <w:tcPr>
-            <w:tcW w:type="dxa" w:w="794"/>
-            <w:tcW w:w="793" w:type="dxa"/>
-            <w:tcW w:w="793" w:type="dxa"/>
-          </w:tcPr>
-          <w:p>
-            <w:pPr>
-              <w:jc w:val="center"/>
-            </w:pPr>
-            <w:r>
-              <w:rPr>
-                <w:rFonts w:ascii="Times New Roman" w:hAnsi="Times New Roman"/>
-                <w:sz w:val="26"/>
-              </w:rPr>
-              <w:t>17</w:t>
-            </w:r>
-          </w:p>
-        </w:tc>
-        <w:tc>
-          <w:tcPr>
-            <w:tcW w:type="dxa" w:w="5272"/>
-            <w:tcW w:w="5273" w:type="dxa"/>
-            <w:tcW w:w="5273" w:type="dxa"/>
-          </w:tcPr>
-          <w:p>
-            <w:pPr>
-              <w:jc w:val="both"/>
+            <w:tcW w:type="dxa" w:w="4649"/>
+            <w:tcMar>
+              <w:top w:w="80" w:type="dxa"/>
+              <w:bottom w:w="80" w:type="dxa"/>
+              <w:left w:w="100" w:type="dxa"/>
+              <w:right w:w="100" w:type="dxa"/>
+            </w:tcMar>
+          </w:tcPr>
+          <w:p>
+            <w:pPr>
+              <w:spacing w:before="40" w:after="40" w:line="276" w:lineRule="auto"/>
+              <w:jc w:val="left"/>
             </w:pPr>
             <w:r>
               <w:rPr>
@@ -3137,14 +3210,22 @@
         </w:tc>
       </w:tr>
       <w:tr>
-        <w:tc>
-          <w:tcPr>
-            <w:tcW w:type="dxa" w:w="510"/>
-            <w:tcW w:w="510" w:type="dxa"/>
-            <w:tcW w:w="510" w:type="dxa"/>
-          </w:tcPr>
-          <w:p>
-            <w:pPr>
+        <w:trPr>
+          <w:cantSplit/>
+        </w:trPr>
+        <w:tc>
+          <w:tcPr>
+            <w:tcW w:type="dxa" w:w="624"/>
+            <w:tcMar>
+              <w:top w:w="80" w:type="dxa"/>
+              <w:bottom w:w="80" w:type="dxa"/>
+              <w:left w:w="100" w:type="dxa"/>
+              <w:right w:w="100" w:type="dxa"/>
+            </w:tcMar>
+          </w:tcPr>
+          <w:p>
+            <w:pPr>
+              <w:spacing w:before="40" w:after="40" w:line="276" w:lineRule="auto"/>
               <w:jc w:val="center"/>
             </w:pPr>
             <w:r>
@@ -3158,13 +3239,18 @@
         </w:tc>
         <w:tc>
           <w:tcPr>
-            <w:tcW w:type="dxa" w:w="2154"/>
-            <w:tcW w:w="2154" w:type="dxa"/>
-            <w:tcW w:w="2154" w:type="dxa"/>
-          </w:tcPr>
-          <w:p>
-            <w:pPr>
-              <w:jc w:val="both"/>
+            <w:tcW w:type="dxa" w:w="3175"/>
+            <w:tcMar>
+              <w:top w:w="80" w:type="dxa"/>
+              <w:bottom w:w="80" w:type="dxa"/>
+              <w:left w:w="100" w:type="dxa"/>
+              <w:right w:w="100" w:type="dxa"/>
+            </w:tcMar>
+          </w:tcPr>
+          <w:p>
+            <w:pPr>
+              <w:spacing w:before="40" w:after="40" w:line="276" w:lineRule="auto"/>
+              <w:jc w:val="left"/>
             </w:pPr>
             <w:r>
               <w:rPr>
@@ -3177,12 +3263,17 @@
         </w:tc>
         <w:tc>
           <w:tcPr>
-            <w:tcW w:type="dxa" w:w="624"/>
-            <w:tcW w:w="623" w:type="dxa"/>
-            <w:tcW w:w="623" w:type="dxa"/>
-          </w:tcPr>
-          <w:p>
-            <w:pPr>
+            <w:tcW w:type="dxa" w:w="907"/>
+            <w:tcMar>
+              <w:top w:w="80" w:type="dxa"/>
+              <w:bottom w:w="80" w:type="dxa"/>
+              <w:left w:w="100" w:type="dxa"/>
+              <w:right w:w="100" w:type="dxa"/>
+            </w:tcMar>
+          </w:tcPr>
+          <w:p>
+            <w:pPr>
+              <w:spacing w:before="40" w:after="40" w:line="276" w:lineRule="auto"/>
               <w:jc w:val="center"/>
             </w:pPr>
             <w:r>
@@ -3196,32 +3287,18 @@
         </w:tc>
         <w:tc>
           <w:tcPr>
-            <w:tcW w:type="dxa" w:w="794"/>
-            <w:tcW w:w="793" w:type="dxa"/>
-            <w:tcW w:w="793" w:type="dxa"/>
-          </w:tcPr>
-          <w:p>
-            <w:pPr>
-              <w:jc w:val="center"/>
-            </w:pPr>
-            <w:r>
-              <w:rPr>
-                <w:rFonts w:ascii="Times New Roman" w:hAnsi="Times New Roman"/>
-                <w:sz w:val="26"/>
-              </w:rPr>
-              <w:t>18</w:t>
-            </w:r>
-          </w:p>
-        </w:tc>
-        <w:tc>
-          <w:tcPr>
-            <w:tcW w:type="dxa" w:w="5272"/>
-            <w:tcW w:w="5273" w:type="dxa"/>
-            <w:tcW w:w="5273" w:type="dxa"/>
-          </w:tcPr>
-          <w:p>
-            <w:pPr>
-              <w:jc w:val="both"/>
+            <w:tcW w:type="dxa" w:w="4649"/>
+            <w:tcMar>
+              <w:top w:w="80" w:type="dxa"/>
+              <w:bottom w:w="80" w:type="dxa"/>
+              <w:left w:w="100" w:type="dxa"/>
+              <w:right w:w="100" w:type="dxa"/>
+            </w:tcMar>
+          </w:tcPr>
+          <w:p>
+            <w:pPr>
+              <w:spacing w:before="40" w:after="40" w:line="276" w:lineRule="auto"/>
+              <w:jc w:val="left"/>
             </w:pPr>
             <w:r>
               <w:rPr>
@@ -3234,14 +3311,22 @@
         </w:tc>
       </w:tr>
       <w:tr>
-        <w:tc>
-          <w:tcPr>
-            <w:tcW w:type="dxa" w:w="510"/>
-            <w:tcW w:w="510" w:type="dxa"/>
-            <w:tcW w:w="510" w:type="dxa"/>
-          </w:tcPr>
-          <w:p>
-            <w:pPr>
+        <w:trPr>
+          <w:cantSplit/>
+        </w:trPr>
+        <w:tc>
+          <w:tcPr>
+            <w:tcW w:type="dxa" w:w="624"/>
+            <w:tcMar>
+              <w:top w:w="80" w:type="dxa"/>
+              <w:bottom w:w="80" w:type="dxa"/>
+              <w:left w:w="100" w:type="dxa"/>
+              <w:right w:w="100" w:type="dxa"/>
+            </w:tcMar>
+          </w:tcPr>
+          <w:p>
+            <w:pPr>
+              <w:spacing w:before="40" w:after="40" w:line="276" w:lineRule="auto"/>
               <w:jc w:val="center"/>
             </w:pPr>
             <w:r>
@@ -3255,17 +3340,23 @@
         </w:tc>
         <w:tc>
           <w:tcPr>
-            <w:tcW w:type="dxa" w:w="2154"/>
-            <w:tcW w:w="2154" w:type="dxa"/>
-            <w:tcW w:w="2154" w:type="dxa"/>
-          </w:tcPr>
-          <w:p>
-            <w:pPr>
-              <w:jc w:val="both"/>
-            </w:pPr>
-            <w:r>
-              <w:rPr>
-                <w:rFonts w:ascii="Times New Roman" w:hAnsi="Times New Roman"/>
+            <w:tcW w:type="dxa" w:w="3175"/>
+            <w:tcMar>
+              <w:top w:w="80" w:type="dxa"/>
+              <w:bottom w:w="80" w:type="dxa"/>
+              <w:left w:w="100" w:type="dxa"/>
+              <w:right w:w="100" w:type="dxa"/>
+            </w:tcMar>
+          </w:tcPr>
+          <w:p>
+            <w:pPr>
+              <w:spacing w:before="40" w:after="40" w:line="276" w:lineRule="auto"/>
+              <w:jc w:val="left"/>
+            </w:pPr>
+            <w:r>
+              <w:rPr>
+                <w:rFonts w:ascii="Times New Roman" w:hAnsi="Times New Roman"/>
+                <w:b/>
                 <w:sz w:val="26"/>
               </w:rPr>
               <w:t>Ôn tập tư duy máy tính</w:t>
@@ -3274,12 +3365,17 @@
         </w:tc>
         <w:tc>
           <w:tcPr>
-            <w:tcW w:type="dxa" w:w="624"/>
-            <w:tcW w:w="623" w:type="dxa"/>
-            <w:tcW w:w="623" w:type="dxa"/>
-          </w:tcPr>
-          <w:p>
-            <w:pPr>
+            <w:tcW w:type="dxa" w:w="907"/>
+            <w:tcMar>
+              <w:top w:w="80" w:type="dxa"/>
+              <w:bottom w:w="80" w:type="dxa"/>
+              <w:left w:w="100" w:type="dxa"/>
+              <w:right w:w="100" w:type="dxa"/>
+            </w:tcMar>
+          </w:tcPr>
+          <w:p>
+            <w:pPr>
+              <w:spacing w:before="40" w:after="40" w:line="276" w:lineRule="auto"/>
               <w:jc w:val="center"/>
             </w:pPr>
             <w:r>
@@ -3293,32 +3389,18 @@
         </w:tc>
         <w:tc>
           <w:tcPr>
-            <w:tcW w:type="dxa" w:w="794"/>
-            <w:tcW w:w="793" w:type="dxa"/>
-            <w:tcW w:w="793" w:type="dxa"/>
-          </w:tcPr>
-          <w:p>
-            <w:pPr>
-              <w:jc w:val="center"/>
-            </w:pPr>
-            <w:r>
-              <w:rPr>
-                <w:rFonts w:ascii="Times New Roman" w:hAnsi="Times New Roman"/>
-                <w:sz w:val="26"/>
-              </w:rPr>
-              <w:t>19</w:t>
-            </w:r>
-          </w:p>
-        </w:tc>
-        <w:tc>
-          <w:tcPr>
-            <w:tcW w:type="dxa" w:w="5272"/>
-            <w:tcW w:w="5273" w:type="dxa"/>
-            <w:tcW w:w="5273" w:type="dxa"/>
-          </w:tcPr>
-          <w:p>
-            <w:pPr>
-              <w:jc w:val="both"/>
+            <w:tcW w:type="dxa" w:w="4649"/>
+            <w:tcMar>
+              <w:top w:w="80" w:type="dxa"/>
+              <w:bottom w:w="80" w:type="dxa"/>
+              <w:left w:w="100" w:type="dxa"/>
+              <w:right w:w="100" w:type="dxa"/>
+            </w:tcMar>
+          </w:tcPr>
+          <w:p>
+            <w:pPr>
+              <w:spacing w:before="40" w:after="40" w:line="276" w:lineRule="auto"/>
+              <w:jc w:val="left"/>
             </w:pPr>
             <w:r>
               <w:rPr>
@@ -3331,14 +3413,22 @@
         </w:tc>
       </w:tr>
       <w:tr>
-        <w:tc>
-          <w:tcPr>
-            <w:tcW w:type="dxa" w:w="510"/>
-            <w:tcW w:w="510" w:type="dxa"/>
-            <w:tcW w:w="510" w:type="dxa"/>
-          </w:tcPr>
-          <w:p>
-            <w:pPr>
+        <w:trPr>
+          <w:cantSplit/>
+        </w:trPr>
+        <w:tc>
+          <w:tcPr>
+            <w:tcW w:type="dxa" w:w="624"/>
+            <w:tcMar>
+              <w:top w:w="80" w:type="dxa"/>
+              <w:bottom w:w="80" w:type="dxa"/>
+              <w:left w:w="100" w:type="dxa"/>
+              <w:right w:w="100" w:type="dxa"/>
+            </w:tcMar>
+          </w:tcPr>
+          <w:p>
+            <w:pPr>
+              <w:spacing w:before="40" w:after="40" w:line="276" w:lineRule="auto"/>
               <w:jc w:val="center"/>
             </w:pPr>
             <w:r>
@@ -3352,17 +3442,23 @@
         </w:tc>
         <w:tc>
           <w:tcPr>
-            <w:tcW w:type="dxa" w:w="2154"/>
-            <w:tcW w:w="2154" w:type="dxa"/>
-            <w:tcW w:w="2154" w:type="dxa"/>
-          </w:tcPr>
-          <w:p>
-            <w:pPr>
-              <w:jc w:val="both"/>
-            </w:pPr>
-            <w:r>
-              <w:rPr>
-                <w:rFonts w:ascii="Times New Roman" w:hAnsi="Times New Roman"/>
+            <w:tcW w:type="dxa" w:w="3175"/>
+            <w:tcMar>
+              <w:top w:w="80" w:type="dxa"/>
+              <w:bottom w:w="80" w:type="dxa"/>
+              <w:left w:w="100" w:type="dxa"/>
+              <w:right w:w="100" w:type="dxa"/>
+            </w:tcMar>
+          </w:tcPr>
+          <w:p>
+            <w:pPr>
+              <w:spacing w:before="40" w:after="40" w:line="276" w:lineRule="auto"/>
+              <w:jc w:val="left"/>
+            </w:pPr>
+            <w:r>
+              <w:rPr>
+                <w:rFonts w:ascii="Times New Roman" w:hAnsi="Times New Roman"/>
+                <w:b/>
                 <w:sz w:val="26"/>
               </w:rPr>
               <w:t>ĐÁNH GIÁ ĐỊNH KỲ 2</w:t>
@@ -3371,12 +3467,17 @@
         </w:tc>
         <w:tc>
           <w:tcPr>
-            <w:tcW w:type="dxa" w:w="624"/>
-            <w:tcW w:w="623" w:type="dxa"/>
-            <w:tcW w:w="623" w:type="dxa"/>
-          </w:tcPr>
-          <w:p>
-            <w:pPr>
+            <w:tcW w:type="dxa" w:w="907"/>
+            <w:tcMar>
+              <w:top w:w="80" w:type="dxa"/>
+              <w:bottom w:w="80" w:type="dxa"/>
+              <w:left w:w="100" w:type="dxa"/>
+              <w:right w:w="100" w:type="dxa"/>
+            </w:tcMar>
+          </w:tcPr>
+          <w:p>
+            <w:pPr>
+              <w:spacing w:before="40" w:after="40" w:line="276" w:lineRule="auto"/>
               <w:jc w:val="center"/>
             </w:pPr>
             <w:r>
@@ -3390,32 +3491,18 @@
         </w:tc>
         <w:tc>
           <w:tcPr>
-            <w:tcW w:type="dxa" w:w="794"/>
-            <w:tcW w:w="793" w:type="dxa"/>
-            <w:tcW w:w="793" w:type="dxa"/>
-          </w:tcPr>
-          <w:p>
-            <w:pPr>
-              <w:jc w:val="center"/>
-            </w:pPr>
-            <w:r>
-              <w:rPr>
-                <w:rFonts w:ascii="Times New Roman" w:hAnsi="Times New Roman"/>
-                <w:sz w:val="26"/>
-              </w:rPr>
-              <w:t>20</w:t>
-            </w:r>
-          </w:p>
-        </w:tc>
-        <w:tc>
-          <w:tcPr>
-            <w:tcW w:type="dxa" w:w="5272"/>
-            <w:tcW w:w="5273" w:type="dxa"/>
-            <w:tcW w:w="5273" w:type="dxa"/>
-          </w:tcPr>
-          <w:p>
-            <w:pPr>
-              <w:jc w:val="both"/>
+            <w:tcW w:type="dxa" w:w="4649"/>
+            <w:tcMar>
+              <w:top w:w="80" w:type="dxa"/>
+              <w:bottom w:w="80" w:type="dxa"/>
+              <w:left w:w="100" w:type="dxa"/>
+              <w:right w:w="100" w:type="dxa"/>
+            </w:tcMar>
+          </w:tcPr>
+          <w:p>
+            <w:pPr>
+              <w:spacing w:before="40" w:after="40" w:line="276" w:lineRule="auto"/>
+              <w:jc w:val="left"/>
             </w:pPr>
             <w:r>
               <w:rPr>
@@ -3428,14 +3515,22 @@
         </w:tc>
       </w:tr>
       <w:tr>
-        <w:tc>
-          <w:tcPr>
-            <w:tcW w:type="dxa" w:w="510"/>
-            <w:tcW w:w="510" w:type="dxa"/>
-            <w:tcW w:w="510" w:type="dxa"/>
-          </w:tcPr>
-          <w:p>
-            <w:pPr>
+        <w:trPr>
+          <w:cantSplit/>
+        </w:trPr>
+        <w:tc>
+          <w:tcPr>
+            <w:tcW w:type="dxa" w:w="624"/>
+            <w:tcMar>
+              <w:top w:w="80" w:type="dxa"/>
+              <w:bottom w:w="80" w:type="dxa"/>
+              <w:left w:w="100" w:type="dxa"/>
+              <w:right w:w="100" w:type="dxa"/>
+            </w:tcMar>
+          </w:tcPr>
+          <w:p>
+            <w:pPr>
+              <w:spacing w:before="40" w:after="40" w:line="276" w:lineRule="auto"/>
               <w:jc w:val="center"/>
             </w:pPr>
             <w:r>
@@ -3449,13 +3544,18 @@
         </w:tc>
         <w:tc>
           <w:tcPr>
-            <w:tcW w:type="dxa" w:w="2154"/>
-            <w:tcW w:w="2154" w:type="dxa"/>
-            <w:tcW w:w="2154" w:type="dxa"/>
-          </w:tcPr>
-          <w:p>
-            <w:pPr>
-              <w:jc w:val="both"/>
+            <w:tcW w:type="dxa" w:w="3175"/>
+            <w:tcMar>
+              <w:top w:w="80" w:type="dxa"/>
+              <w:bottom w:w="80" w:type="dxa"/>
+              <w:left w:w="100" w:type="dxa"/>
+              <w:right w:w="100" w:type="dxa"/>
+            </w:tcMar>
+          </w:tcPr>
+          <w:p>
+            <w:pPr>
+              <w:spacing w:before="40" w:after="40" w:line="276" w:lineRule="auto"/>
+              <w:jc w:val="left"/>
             </w:pPr>
             <w:r>
               <w:rPr>
@@ -3468,12 +3568,17 @@
         </w:tc>
         <w:tc>
           <w:tcPr>
-            <w:tcW w:type="dxa" w:w="624"/>
-            <w:tcW w:w="623" w:type="dxa"/>
-            <w:tcW w:w="623" w:type="dxa"/>
-          </w:tcPr>
-          <w:p>
-            <w:pPr>
+            <w:tcW w:type="dxa" w:w="907"/>
+            <w:tcMar>
+              <w:top w:w="80" w:type="dxa"/>
+              <w:bottom w:w="80" w:type="dxa"/>
+              <w:left w:w="100" w:type="dxa"/>
+              <w:right w:w="100" w:type="dxa"/>
+            </w:tcMar>
+          </w:tcPr>
+          <w:p>
+            <w:pPr>
+              <w:spacing w:before="40" w:after="40" w:line="276" w:lineRule="auto"/>
               <w:jc w:val="center"/>
             </w:pPr>
             <w:r>
@@ -3487,32 +3592,18 @@
         </w:tc>
         <w:tc>
           <w:tcPr>
-            <w:tcW w:type="dxa" w:w="794"/>
-            <w:tcW w:w="793" w:type="dxa"/>
-            <w:tcW w:w="793" w:type="dxa"/>
-          </w:tcPr>
-          <w:p>
-            <w:pPr>
-              <w:jc w:val="center"/>
-            </w:pPr>
-            <w:r>
-              <w:rPr>
-                <w:rFonts w:ascii="Times New Roman" w:hAnsi="Times New Roman"/>
-                <w:sz w:val="26"/>
-              </w:rPr>
-              <w:t>21</w:t>
-            </w:r>
-          </w:p>
-        </w:tc>
-        <w:tc>
-          <w:tcPr>
-            <w:tcW w:type="dxa" w:w="5272"/>
-            <w:tcW w:w="5273" w:type="dxa"/>
-            <w:tcW w:w="5273" w:type="dxa"/>
-          </w:tcPr>
-          <w:p>
-            <w:pPr>
-              <w:jc w:val="both"/>
+            <w:tcW w:type="dxa" w:w="4649"/>
+            <w:tcMar>
+              <w:top w:w="80" w:type="dxa"/>
+              <w:bottom w:w="80" w:type="dxa"/>
+              <w:left w:w="100" w:type="dxa"/>
+              <w:right w:w="100" w:type="dxa"/>
+            </w:tcMar>
+          </w:tcPr>
+          <w:p>
+            <w:pPr>
+              <w:spacing w:before="40" w:after="40" w:line="276" w:lineRule="auto"/>
+              <w:jc w:val="left"/>
             </w:pPr>
             <w:r>
               <w:rPr>
@@ -3525,14 +3616,22 @@
         </w:tc>
       </w:tr>
       <w:tr>
-        <w:tc>
-          <w:tcPr>
-            <w:tcW w:type="dxa" w:w="510"/>
-            <w:tcW w:w="510" w:type="dxa"/>
-            <w:tcW w:w="510" w:type="dxa"/>
-          </w:tcPr>
-          <w:p>
-            <w:pPr>
+        <w:trPr>
+          <w:cantSplit/>
+        </w:trPr>
+        <w:tc>
+          <w:tcPr>
+            <w:tcW w:type="dxa" w:w="624"/>
+            <w:tcMar>
+              <w:top w:w="80" w:type="dxa"/>
+              <w:bottom w:w="80" w:type="dxa"/>
+              <w:left w:w="100" w:type="dxa"/>
+              <w:right w:w="100" w:type="dxa"/>
+            </w:tcMar>
+          </w:tcPr>
+          <w:p>
+            <w:pPr>
+              <w:spacing w:before="40" w:after="40" w:line="276" w:lineRule="auto"/>
               <w:jc w:val="center"/>
             </w:pPr>
             <w:r>
@@ -3546,13 +3645,18 @@
         </w:tc>
         <w:tc>
           <w:tcPr>
-            <w:tcW w:type="dxa" w:w="2154"/>
-            <w:tcW w:w="2154" w:type="dxa"/>
-            <w:tcW w:w="2154" w:type="dxa"/>
-          </w:tcPr>
-          <w:p>
-            <w:pPr>
-              <w:jc w:val="both"/>
+            <w:tcW w:type="dxa" w:w="3175"/>
+            <w:tcMar>
+              <w:top w:w="80" w:type="dxa"/>
+              <w:bottom w:w="80" w:type="dxa"/>
+              <w:left w:w="100" w:type="dxa"/>
+              <w:right w:w="100" w:type="dxa"/>
+            </w:tcMar>
+          </w:tcPr>
+          <w:p>
+            <w:pPr>
+              <w:spacing w:before="40" w:after="40" w:line="276" w:lineRule="auto"/>
+              <w:jc w:val="left"/>
             </w:pPr>
             <w:r>
               <w:rPr>
@@ -3565,12 +3669,17 @@
         </w:tc>
         <w:tc>
           <w:tcPr>
-            <w:tcW w:type="dxa" w:w="624"/>
-            <w:tcW w:w="623" w:type="dxa"/>
-            <w:tcW w:w="623" w:type="dxa"/>
-          </w:tcPr>
-          <w:p>
-            <w:pPr>
+            <w:tcW w:type="dxa" w:w="907"/>
+            <w:tcMar>
+              <w:top w:w="80" w:type="dxa"/>
+              <w:bottom w:w="80" w:type="dxa"/>
+              <w:left w:w="100" w:type="dxa"/>
+              <w:right w:w="100" w:type="dxa"/>
+            </w:tcMar>
+          </w:tcPr>
+          <w:p>
+            <w:pPr>
+              <w:spacing w:before="40" w:after="40" w:line="276" w:lineRule="auto"/>
               <w:jc w:val="center"/>
             </w:pPr>
             <w:r>
@@ -3584,32 +3693,18 @@
         </w:tc>
         <w:tc>
           <w:tcPr>
-            <w:tcW w:type="dxa" w:w="794"/>
-            <w:tcW w:w="793" w:type="dxa"/>
-            <w:tcW w:w="793" w:type="dxa"/>
-          </w:tcPr>
-          <w:p>
-            <w:pPr>
-              <w:jc w:val="center"/>
-            </w:pPr>
-            <w:r>
-              <w:rPr>
-                <w:rFonts w:ascii="Times New Roman" w:hAnsi="Times New Roman"/>
-                <w:sz w:val="26"/>
-              </w:rPr>
-              <w:t>22</w:t>
-            </w:r>
-          </w:p>
-        </w:tc>
-        <w:tc>
-          <w:tcPr>
-            <w:tcW w:type="dxa" w:w="5272"/>
-            <w:tcW w:w="5273" w:type="dxa"/>
-            <w:tcW w:w="5273" w:type="dxa"/>
-          </w:tcPr>
-          <w:p>
-            <w:pPr>
-              <w:jc w:val="both"/>
+            <w:tcW w:type="dxa" w:w="4649"/>
+            <w:tcMar>
+              <w:top w:w="80" w:type="dxa"/>
+              <w:bottom w:w="80" w:type="dxa"/>
+              <w:left w:w="100" w:type="dxa"/>
+              <w:right w:w="100" w:type="dxa"/>
+            </w:tcMar>
+          </w:tcPr>
+          <w:p>
+            <w:pPr>
+              <w:spacing w:before="40" w:after="40" w:line="276" w:lineRule="auto"/>
+              <w:jc w:val="left"/>
             </w:pPr>
             <w:r>
               <w:rPr>
@@ -3622,14 +3717,22 @@
         </w:tc>
       </w:tr>
       <w:tr>
-        <w:tc>
-          <w:tcPr>
-            <w:tcW w:type="dxa" w:w="510"/>
-            <w:tcW w:w="510" w:type="dxa"/>
-            <w:tcW w:w="510" w:type="dxa"/>
-          </w:tcPr>
-          <w:p>
-            <w:pPr>
+        <w:trPr>
+          <w:cantSplit/>
+        </w:trPr>
+        <w:tc>
+          <w:tcPr>
+            <w:tcW w:type="dxa" w:w="624"/>
+            <w:tcMar>
+              <w:top w:w="80" w:type="dxa"/>
+              <w:bottom w:w="80" w:type="dxa"/>
+              <w:left w:w="100" w:type="dxa"/>
+              <w:right w:w="100" w:type="dxa"/>
+            </w:tcMar>
+          </w:tcPr>
+          <w:p>
+            <w:pPr>
+              <w:spacing w:before="40" w:after="40" w:line="276" w:lineRule="auto"/>
               <w:jc w:val="center"/>
             </w:pPr>
             <w:r>
@@ -3643,13 +3746,18 @@
         </w:tc>
         <w:tc>
           <w:tcPr>
-            <w:tcW w:type="dxa" w:w="2154"/>
-            <w:tcW w:w="2154" w:type="dxa"/>
-            <w:tcW w:w="2154" w:type="dxa"/>
-          </w:tcPr>
-          <w:p>
-            <w:pPr>
-              <w:jc w:val="both"/>
+            <w:tcW w:type="dxa" w:w="3175"/>
+            <w:tcMar>
+              <w:top w:w="80" w:type="dxa"/>
+              <w:bottom w:w="80" w:type="dxa"/>
+              <w:left w:w="100" w:type="dxa"/>
+              <w:right w:w="100" w:type="dxa"/>
+            </w:tcMar>
+          </w:tcPr>
+          <w:p>
+            <w:pPr>
+              <w:spacing w:before="40" w:after="40" w:line="276" w:lineRule="auto"/>
+              <w:jc w:val="left"/>
             </w:pPr>
             <w:r>
               <w:rPr>
@@ -3662,12 +3770,17 @@
         </w:tc>
         <w:tc>
           <w:tcPr>
-            <w:tcW w:type="dxa" w:w="624"/>
-            <w:tcW w:w="623" w:type="dxa"/>
-            <w:tcW w:w="623" w:type="dxa"/>
-          </w:tcPr>
-          <w:p>
-            <w:pPr>
+            <w:tcW w:type="dxa" w:w="907"/>
+            <w:tcMar>
+              <w:top w:w="80" w:type="dxa"/>
+              <w:bottom w:w="80" w:type="dxa"/>
+              <w:left w:w="100" w:type="dxa"/>
+              <w:right w:w="100" w:type="dxa"/>
+            </w:tcMar>
+          </w:tcPr>
+          <w:p>
+            <w:pPr>
+              <w:spacing w:before="40" w:after="40" w:line="276" w:lineRule="auto"/>
               <w:jc w:val="center"/>
             </w:pPr>
             <w:r>
@@ -3681,32 +3794,18 @@
         </w:tc>
         <w:tc>
           <w:tcPr>
-            <w:tcW w:type="dxa" w:w="794"/>
-            <w:tcW w:w="793" w:type="dxa"/>
-            <w:tcW w:w="793" w:type="dxa"/>
-          </w:tcPr>
-          <w:p>
-            <w:pPr>
-              <w:jc w:val="center"/>
-            </w:pPr>
-            <w:r>
-              <w:rPr>
-                <w:rFonts w:ascii="Times New Roman" w:hAnsi="Times New Roman"/>
-                <w:sz w:val="26"/>
-              </w:rPr>
-              <w:t>23</w:t>
-            </w:r>
-          </w:p>
-        </w:tc>
-        <w:tc>
-          <w:tcPr>
-            <w:tcW w:type="dxa" w:w="5272"/>
-            <w:tcW w:w="5273" w:type="dxa"/>
-            <w:tcW w:w="5273" w:type="dxa"/>
-          </w:tcPr>
-          <w:p>
-            <w:pPr>
-              <w:jc w:val="both"/>
+            <w:tcW w:type="dxa" w:w="4649"/>
+            <w:tcMar>
+              <w:top w:w="80" w:type="dxa"/>
+              <w:bottom w:w="80" w:type="dxa"/>
+              <w:left w:w="100" w:type="dxa"/>
+              <w:right w:w="100" w:type="dxa"/>
+            </w:tcMar>
+          </w:tcPr>
+          <w:p>
+            <w:pPr>
+              <w:spacing w:before="40" w:after="40" w:line="276" w:lineRule="auto"/>
+              <w:jc w:val="left"/>
             </w:pPr>
             <w:r>
               <w:rPr>
@@ -3719,14 +3818,22 @@
         </w:tc>
       </w:tr>
       <w:tr>
-        <w:tc>
-          <w:tcPr>
-            <w:tcW w:type="dxa" w:w="510"/>
-            <w:tcW w:w="510" w:type="dxa"/>
-            <w:tcW w:w="510" w:type="dxa"/>
-          </w:tcPr>
-          <w:p>
-            <w:pPr>
+        <w:trPr>
+          <w:cantSplit/>
+        </w:trPr>
+        <w:tc>
+          <w:tcPr>
+            <w:tcW w:type="dxa" w:w="624"/>
+            <w:tcMar>
+              <w:top w:w="80" w:type="dxa"/>
+              <w:bottom w:w="80" w:type="dxa"/>
+              <w:left w:w="100" w:type="dxa"/>
+              <w:right w:w="100" w:type="dxa"/>
+            </w:tcMar>
+          </w:tcPr>
+          <w:p>
+            <w:pPr>
+              <w:spacing w:before="40" w:after="40" w:line="276" w:lineRule="auto"/>
               <w:jc w:val="center"/>
             </w:pPr>
             <w:r>
@@ -3740,13 +3847,18 @@
         </w:tc>
         <w:tc>
           <w:tcPr>
-            <w:tcW w:type="dxa" w:w="2154"/>
-            <w:tcW w:w="2154" w:type="dxa"/>
-            <w:tcW w:w="2154" w:type="dxa"/>
-          </w:tcPr>
-          <w:p>
-            <w:pPr>
-              <w:jc w:val="both"/>
+            <w:tcW w:type="dxa" w:w="3175"/>
+            <w:tcMar>
+              <w:top w:w="80" w:type="dxa"/>
+              <w:bottom w:w="80" w:type="dxa"/>
+              <w:left w:w="100" w:type="dxa"/>
+              <w:right w:w="100" w:type="dxa"/>
+            </w:tcMar>
+          </w:tcPr>
+          <w:p>
+            <w:pPr>
+              <w:spacing w:before="40" w:after="40" w:line="276" w:lineRule="auto"/>
+              <w:jc w:val="left"/>
             </w:pPr>
             <w:r>
               <w:rPr>
@@ -3759,12 +3871,17 @@
         </w:tc>
         <w:tc>
           <w:tcPr>
-            <w:tcW w:type="dxa" w:w="624"/>
-            <w:tcW w:w="623" w:type="dxa"/>
-            <w:tcW w:w="623" w:type="dxa"/>
-          </w:tcPr>
-          <w:p>
-            <w:pPr>
+            <w:tcW w:type="dxa" w:w="907"/>
+            <w:tcMar>
+              <w:top w:w="80" w:type="dxa"/>
+              <w:bottom w:w="80" w:type="dxa"/>
+              <w:left w:w="100" w:type="dxa"/>
+              <w:right w:w="100" w:type="dxa"/>
+            </w:tcMar>
+          </w:tcPr>
+          <w:p>
+            <w:pPr>
+              <w:spacing w:before="40" w:after="40" w:line="276" w:lineRule="auto"/>
               <w:jc w:val="center"/>
             </w:pPr>
             <w:r>
@@ -3778,32 +3895,18 @@
         </w:tc>
         <w:tc>
           <w:tcPr>
-            <w:tcW w:type="dxa" w:w="794"/>
-            <w:tcW w:w="793" w:type="dxa"/>
-            <w:tcW w:w="793" w:type="dxa"/>
-          </w:tcPr>
-          <w:p>
-            <w:pPr>
-              <w:jc w:val="center"/>
-            </w:pPr>
-            <w:r>
-              <w:rPr>
-                <w:rFonts w:ascii="Times New Roman" w:hAnsi="Times New Roman"/>
-                <w:sz w:val="26"/>
-              </w:rPr>
-              <w:t>24</w:t>
-            </w:r>
-          </w:p>
-        </w:tc>
-        <w:tc>
-          <w:tcPr>
-            <w:tcW w:type="dxa" w:w="5272"/>
-            <w:tcW w:w="5273" w:type="dxa"/>
-            <w:tcW w:w="5273" w:type="dxa"/>
-          </w:tcPr>
-          <w:p>
-            <w:pPr>
-              <w:jc w:val="both"/>
+            <w:tcW w:type="dxa" w:w="4649"/>
+            <w:tcMar>
+              <w:top w:w="80" w:type="dxa"/>
+              <w:bottom w:w="80" w:type="dxa"/>
+              <w:left w:w="100" w:type="dxa"/>
+              <w:right w:w="100" w:type="dxa"/>
+            </w:tcMar>
+          </w:tcPr>
+          <w:p>
+            <w:pPr>
+              <w:spacing w:before="40" w:after="40" w:line="276" w:lineRule="auto"/>
+              <w:jc w:val="left"/>
             </w:pPr>
             <w:r>
               <w:rPr>
@@ -3816,14 +3919,22 @@
         </w:tc>
       </w:tr>
       <w:tr>
-        <w:tc>
-          <w:tcPr>
-            <w:tcW w:type="dxa" w:w="510"/>
-            <w:tcW w:w="510" w:type="dxa"/>
-            <w:tcW w:w="510" w:type="dxa"/>
-          </w:tcPr>
-          <w:p>
-            <w:pPr>
+        <w:trPr>
+          <w:cantSplit/>
+        </w:trPr>
+        <w:tc>
+          <w:tcPr>
+            <w:tcW w:type="dxa" w:w="624"/>
+            <w:tcMar>
+              <w:top w:w="80" w:type="dxa"/>
+              <w:bottom w:w="80" w:type="dxa"/>
+              <w:left w:w="100" w:type="dxa"/>
+              <w:right w:w="100" w:type="dxa"/>
+            </w:tcMar>
+          </w:tcPr>
+          <w:p>
+            <w:pPr>
+              <w:spacing w:before="40" w:after="40" w:line="276" w:lineRule="auto"/>
               <w:jc w:val="center"/>
             </w:pPr>
             <w:r>
@@ -3837,13 +3948,18 @@
         </w:tc>
         <w:tc>
           <w:tcPr>
-            <w:tcW w:type="dxa" w:w="2154"/>
-            <w:tcW w:w="2154" w:type="dxa"/>
-            <w:tcW w:w="2154" w:type="dxa"/>
-          </w:tcPr>
-          <w:p>
-            <w:pPr>
-              <w:jc w:val="both"/>
+            <w:tcW w:type="dxa" w:w="3175"/>
+            <w:tcMar>
+              <w:top w:w="80" w:type="dxa"/>
+              <w:bottom w:w="80" w:type="dxa"/>
+              <w:left w:w="100" w:type="dxa"/>
+              <w:right w:w="100" w:type="dxa"/>
+            </w:tcMar>
+          </w:tcPr>
+          <w:p>
+            <w:pPr>
+              <w:spacing w:before="40" w:after="40" w:line="276" w:lineRule="auto"/>
+              <w:jc w:val="left"/>
             </w:pPr>
             <w:r>
               <w:rPr>
@@ -3856,12 +3972,17 @@
         </w:tc>
         <w:tc>
           <w:tcPr>
-            <w:tcW w:type="dxa" w:w="624"/>
-            <w:tcW w:w="623" w:type="dxa"/>
-            <w:tcW w:w="623" w:type="dxa"/>
-          </w:tcPr>
-          <w:p>
-            <w:pPr>
+            <w:tcW w:type="dxa" w:w="907"/>
+            <w:tcMar>
+              <w:top w:w="80" w:type="dxa"/>
+              <w:bottom w:w="80" w:type="dxa"/>
+              <w:left w:w="100" w:type="dxa"/>
+              <w:right w:w="100" w:type="dxa"/>
+            </w:tcMar>
+          </w:tcPr>
+          <w:p>
+            <w:pPr>
+              <w:spacing w:before="40" w:after="40" w:line="276" w:lineRule="auto"/>
               <w:jc w:val="center"/>
             </w:pPr>
             <w:r>
@@ -3875,32 +3996,18 @@
         </w:tc>
         <w:tc>
           <w:tcPr>
-            <w:tcW w:type="dxa" w:w="794"/>
-            <w:tcW w:w="793" w:type="dxa"/>
-            <w:tcW w:w="793" w:type="dxa"/>
-          </w:tcPr>
-          <w:p>
-            <w:pPr>
-              <w:jc w:val="center"/>
-            </w:pPr>
-            <w:r>
-              <w:rPr>
-                <w:rFonts w:ascii="Times New Roman" w:hAnsi="Times New Roman"/>
-                <w:sz w:val="26"/>
-              </w:rPr>
-              <w:t>25</w:t>
-            </w:r>
-          </w:p>
-        </w:tc>
-        <w:tc>
-          <w:tcPr>
-            <w:tcW w:type="dxa" w:w="5272"/>
-            <w:tcW w:w="5273" w:type="dxa"/>
-            <w:tcW w:w="5273" w:type="dxa"/>
-          </w:tcPr>
-          <w:p>
-            <w:pPr>
-              <w:jc w:val="both"/>
+            <w:tcW w:type="dxa" w:w="4649"/>
+            <w:tcMar>
+              <w:top w:w="80" w:type="dxa"/>
+              <w:bottom w:w="80" w:type="dxa"/>
+              <w:left w:w="100" w:type="dxa"/>
+              <w:right w:w="100" w:type="dxa"/>
+            </w:tcMar>
+          </w:tcPr>
+          <w:p>
+            <w:pPr>
+              <w:spacing w:before="40" w:after="40" w:line="276" w:lineRule="auto"/>
+              <w:jc w:val="left"/>
             </w:pPr>
             <w:r>
               <w:rPr>
@@ -3913,14 +4020,22 @@
         </w:tc>
       </w:tr>
       <w:tr>
-        <w:tc>
-          <w:tcPr>
-            <w:tcW w:type="dxa" w:w="510"/>
-            <w:tcW w:w="510" w:type="dxa"/>
-            <w:tcW w:w="510" w:type="dxa"/>
-          </w:tcPr>
-          <w:p>
-            <w:pPr>
+        <w:trPr>
+          <w:cantSplit/>
+        </w:trPr>
+        <w:tc>
+          <w:tcPr>
+            <w:tcW w:type="dxa" w:w="624"/>
+            <w:tcMar>
+              <w:top w:w="80" w:type="dxa"/>
+              <w:bottom w:w="80" w:type="dxa"/>
+              <w:left w:w="100" w:type="dxa"/>
+              <w:right w:w="100" w:type="dxa"/>
+            </w:tcMar>
+          </w:tcPr>
+          <w:p>
+            <w:pPr>
+              <w:spacing w:before="40" w:after="40" w:line="276" w:lineRule="auto"/>
               <w:jc w:val="center"/>
             </w:pPr>
             <w:r>
@@ -3934,13 +4049,18 @@
         </w:tc>
         <w:tc>
           <w:tcPr>
-            <w:tcW w:type="dxa" w:w="2154"/>
-            <w:tcW w:w="2154" w:type="dxa"/>
-            <w:tcW w:w="2154" w:type="dxa"/>
-          </w:tcPr>
-          <w:p>
-            <w:pPr>
-              <w:jc w:val="both"/>
+            <w:tcW w:type="dxa" w:w="3175"/>
+            <w:tcMar>
+              <w:top w:w="80" w:type="dxa"/>
+              <w:bottom w:w="80" w:type="dxa"/>
+              <w:left w:w="100" w:type="dxa"/>
+              <w:right w:w="100" w:type="dxa"/>
+            </w:tcMar>
+          </w:tcPr>
+          <w:p>
+            <w:pPr>
+              <w:spacing w:before="40" w:after="40" w:line="276" w:lineRule="auto"/>
+              <w:jc w:val="left"/>
             </w:pPr>
             <w:r>
               <w:rPr>
@@ -3953,12 +4073,17 @@
         </w:tc>
         <w:tc>
           <w:tcPr>
-            <w:tcW w:type="dxa" w:w="624"/>
-            <w:tcW w:w="623" w:type="dxa"/>
-            <w:tcW w:w="623" w:type="dxa"/>
-          </w:tcPr>
-          <w:p>
-            <w:pPr>
+            <w:tcW w:type="dxa" w:w="907"/>
+            <w:tcMar>
+              <w:top w:w="80" w:type="dxa"/>
+              <w:bottom w:w="80" w:type="dxa"/>
+              <w:left w:w="100" w:type="dxa"/>
+              <w:right w:w="100" w:type="dxa"/>
+            </w:tcMar>
+          </w:tcPr>
+          <w:p>
+            <w:pPr>
+              <w:spacing w:before="40" w:after="40" w:line="276" w:lineRule="auto"/>
               <w:jc w:val="center"/>
             </w:pPr>
             <w:r>
@@ -3972,32 +4097,18 @@
         </w:tc>
         <w:tc>
           <w:tcPr>
-            <w:tcW w:type="dxa" w:w="794"/>
-            <w:tcW w:w="793" w:type="dxa"/>
-            <w:tcW w:w="793" w:type="dxa"/>
-          </w:tcPr>
-          <w:p>
-            <w:pPr>
-              <w:jc w:val="center"/>
-            </w:pPr>
-            <w:r>
-              <w:rPr>
-                <w:rFonts w:ascii="Times New Roman" w:hAnsi="Times New Roman"/>
-                <w:sz w:val="26"/>
-              </w:rPr>
-              <w:t>26</w:t>
-            </w:r>
-          </w:p>
-        </w:tc>
-        <w:tc>
-          <w:tcPr>
-            <w:tcW w:type="dxa" w:w="5272"/>
-            <w:tcW w:w="5273" w:type="dxa"/>
-            <w:tcW w:w="5273" w:type="dxa"/>
-          </w:tcPr>
-          <w:p>
-            <w:pPr>
-              <w:jc w:val="both"/>
+            <w:tcW w:type="dxa" w:w="4649"/>
+            <w:tcMar>
+              <w:top w:w="80" w:type="dxa"/>
+              <w:bottom w:w="80" w:type="dxa"/>
+              <w:left w:w="100" w:type="dxa"/>
+              <w:right w:w="100" w:type="dxa"/>
+            </w:tcMar>
+          </w:tcPr>
+          <w:p>
+            <w:pPr>
+              <w:spacing w:before="40" w:after="40" w:line="276" w:lineRule="auto"/>
+              <w:jc w:val="left"/>
             </w:pPr>
             <w:r>
               <w:rPr>
@@ -4010,14 +4121,22 @@
         </w:tc>
       </w:tr>
       <w:tr>
-        <w:tc>
-          <w:tcPr>
-            <w:tcW w:type="dxa" w:w="510"/>
-            <w:tcW w:w="510" w:type="dxa"/>
-            <w:tcW w:w="510" w:type="dxa"/>
-          </w:tcPr>
-          <w:p>
-            <w:pPr>
+        <w:trPr>
+          <w:cantSplit/>
+        </w:trPr>
+        <w:tc>
+          <w:tcPr>
+            <w:tcW w:type="dxa" w:w="624"/>
+            <w:tcMar>
+              <w:top w:w="80" w:type="dxa"/>
+              <w:bottom w:w="80" w:type="dxa"/>
+              <w:left w:w="100" w:type="dxa"/>
+              <w:right w:w="100" w:type="dxa"/>
+            </w:tcMar>
+          </w:tcPr>
+          <w:p>
+            <w:pPr>
+              <w:spacing w:before="40" w:after="40" w:line="276" w:lineRule="auto"/>
               <w:jc w:val="center"/>
             </w:pPr>
             <w:r>
@@ -4031,13 +4150,18 @@
         </w:tc>
         <w:tc>
           <w:tcPr>
-            <w:tcW w:type="dxa" w:w="2154"/>
-            <w:tcW w:w="2154" w:type="dxa"/>
-            <w:tcW w:w="2154" w:type="dxa"/>
-          </w:tcPr>
-          <w:p>
-            <w:pPr>
-              <w:jc w:val="both"/>
+            <w:tcW w:type="dxa" w:w="3175"/>
+            <w:tcMar>
+              <w:top w:w="80" w:type="dxa"/>
+              <w:bottom w:w="80" w:type="dxa"/>
+              <w:left w:w="100" w:type="dxa"/>
+              <w:right w:w="100" w:type="dxa"/>
+            </w:tcMar>
+          </w:tcPr>
+          <w:p>
+            <w:pPr>
+              <w:spacing w:before="40" w:after="40" w:line="276" w:lineRule="auto"/>
+              <w:jc w:val="left"/>
             </w:pPr>
             <w:r>
               <w:rPr>
@@ -4050,12 +4174,17 @@
         </w:tc>
         <w:tc>
           <w:tcPr>
-            <w:tcW w:type="dxa" w:w="624"/>
-            <w:tcW w:w="623" w:type="dxa"/>
-            <w:tcW w:w="623" w:type="dxa"/>
-          </w:tcPr>
-          <w:p>
-            <w:pPr>
+            <w:tcW w:type="dxa" w:w="907"/>
+            <w:tcMar>
+              <w:top w:w="80" w:type="dxa"/>
+              <w:bottom w:w="80" w:type="dxa"/>
+              <w:left w:w="100" w:type="dxa"/>
+              <w:right w:w="100" w:type="dxa"/>
+            </w:tcMar>
+          </w:tcPr>
+          <w:p>
+            <w:pPr>
+              <w:spacing w:before="40" w:after="40" w:line="276" w:lineRule="auto"/>
               <w:jc w:val="center"/>
             </w:pPr>
             <w:r>
@@ -4069,32 +4198,18 @@
         </w:tc>
         <w:tc>
           <w:tcPr>
-            <w:tcW w:type="dxa" w:w="794"/>
-            <w:tcW w:w="793" w:type="dxa"/>
-            <w:tcW w:w="793" w:type="dxa"/>
-          </w:tcPr>
-          <w:p>
-            <w:pPr>
-              <w:jc w:val="center"/>
-            </w:pPr>
-            <w:r>
-              <w:rPr>
-                <w:rFonts w:ascii="Times New Roman" w:hAnsi="Times New Roman"/>
-                <w:sz w:val="26"/>
-              </w:rPr>
-              <w:t>27</w:t>
-            </w:r>
-          </w:p>
-        </w:tc>
-        <w:tc>
-          <w:tcPr>
-            <w:tcW w:type="dxa" w:w="5272"/>
-            <w:tcW w:w="5273" w:type="dxa"/>
-            <w:tcW w:w="5273" w:type="dxa"/>
-          </w:tcPr>
-          <w:p>
-            <w:pPr>
-              <w:jc w:val="both"/>
+            <w:tcW w:type="dxa" w:w="4649"/>
+            <w:tcMar>
+              <w:top w:w="80" w:type="dxa"/>
+              <w:bottom w:w="80" w:type="dxa"/>
+              <w:left w:w="100" w:type="dxa"/>
+              <w:right w:w="100" w:type="dxa"/>
+            </w:tcMar>
+          </w:tcPr>
+          <w:p>
+            <w:pPr>
+              <w:spacing w:before="40" w:after="40" w:line="276" w:lineRule="auto"/>
+              <w:jc w:val="left"/>
             </w:pPr>
             <w:r>
               <w:rPr>
@@ -4107,14 +4222,22 @@
         </w:tc>
       </w:tr>
       <w:tr>
-        <w:tc>
-          <w:tcPr>
-            <w:tcW w:type="dxa" w:w="510"/>
-            <w:tcW w:w="510" w:type="dxa"/>
-            <w:tcW w:w="510" w:type="dxa"/>
-          </w:tcPr>
-          <w:p>
-            <w:pPr>
+        <w:trPr>
+          <w:cantSplit/>
+        </w:trPr>
+        <w:tc>
+          <w:tcPr>
+            <w:tcW w:type="dxa" w:w="624"/>
+            <w:tcMar>
+              <w:top w:w="80" w:type="dxa"/>
+              <w:bottom w:w="80" w:type="dxa"/>
+              <w:left w:w="100" w:type="dxa"/>
+              <w:right w:w="100" w:type="dxa"/>
+            </w:tcMar>
+          </w:tcPr>
+          <w:p>
+            <w:pPr>
+              <w:spacing w:before="40" w:after="40" w:line="276" w:lineRule="auto"/>
               <w:jc w:val="center"/>
             </w:pPr>
             <w:r>
@@ -4128,17 +4251,23 @@
         </w:tc>
         <w:tc>
           <w:tcPr>
-            <w:tcW w:type="dxa" w:w="2154"/>
-            <w:tcW w:w="2154" w:type="dxa"/>
-            <w:tcW w:w="2154" w:type="dxa"/>
-          </w:tcPr>
-          <w:p>
-            <w:pPr>
-              <w:jc w:val="both"/>
-            </w:pPr>
-            <w:r>
-              <w:rPr>
-                <w:rFonts w:ascii="Times New Roman" w:hAnsi="Times New Roman"/>
+            <w:tcW w:type="dxa" w:w="3175"/>
+            <w:tcMar>
+              <w:top w:w="80" w:type="dxa"/>
+              <w:bottom w:w="80" w:type="dxa"/>
+              <w:left w:w="100" w:type="dxa"/>
+              <w:right w:w="100" w:type="dxa"/>
+            </w:tcMar>
+          </w:tcPr>
+          <w:p>
+            <w:pPr>
+              <w:spacing w:before="40" w:after="40" w:line="276" w:lineRule="auto"/>
+              <w:jc w:val="left"/>
+            </w:pPr>
+            <w:r>
+              <w:rPr>
+                <w:rFonts w:ascii="Times New Roman" w:hAnsi="Times New Roman"/>
+                <w:b/>
                 <w:sz w:val="26"/>
               </w:rPr>
               <w:t>Ôn tập sáng tạo số</w:t>
@@ -4147,12 +4276,17 @@
         </w:tc>
         <w:tc>
           <w:tcPr>
-            <w:tcW w:type="dxa" w:w="624"/>
-            <w:tcW w:w="623" w:type="dxa"/>
-            <w:tcW w:w="623" w:type="dxa"/>
-          </w:tcPr>
-          <w:p>
-            <w:pPr>
+            <w:tcW w:type="dxa" w:w="907"/>
+            <w:tcMar>
+              <w:top w:w="80" w:type="dxa"/>
+              <w:bottom w:w="80" w:type="dxa"/>
+              <w:left w:w="100" w:type="dxa"/>
+              <w:right w:w="100" w:type="dxa"/>
+            </w:tcMar>
+          </w:tcPr>
+          <w:p>
+            <w:pPr>
+              <w:spacing w:before="40" w:after="40" w:line="276" w:lineRule="auto"/>
               <w:jc w:val="center"/>
             </w:pPr>
             <w:r>
@@ -4166,32 +4300,18 @@
         </w:tc>
         <w:tc>
           <w:tcPr>
-            <w:tcW w:type="dxa" w:w="794"/>
-            <w:tcW w:w="793" w:type="dxa"/>
-            <w:tcW w:w="793" w:type="dxa"/>
-          </w:tcPr>
-          <w:p>
-            <w:pPr>
-              <w:jc w:val="center"/>
-            </w:pPr>
-            <w:r>
-              <w:rPr>
-                <w:rFonts w:ascii="Times New Roman" w:hAnsi="Times New Roman"/>
-                <w:sz w:val="26"/>
-              </w:rPr>
-              <w:t>28</w:t>
-            </w:r>
-          </w:p>
-        </w:tc>
-        <w:tc>
-          <w:tcPr>
-            <w:tcW w:type="dxa" w:w="5272"/>
-            <w:tcW w:w="5273" w:type="dxa"/>
-            <w:tcW w:w="5273" w:type="dxa"/>
-          </w:tcPr>
-          <w:p>
-            <w:pPr>
-              <w:jc w:val="both"/>
+            <w:tcW w:type="dxa" w:w="4649"/>
+            <w:tcMar>
+              <w:top w:w="80" w:type="dxa"/>
+              <w:bottom w:w="80" w:type="dxa"/>
+              <w:left w:w="100" w:type="dxa"/>
+              <w:right w:w="100" w:type="dxa"/>
+            </w:tcMar>
+          </w:tcPr>
+          <w:p>
+            <w:pPr>
+              <w:spacing w:before="40" w:after="40" w:line="276" w:lineRule="auto"/>
+              <w:jc w:val="left"/>
             </w:pPr>
             <w:r>
               <w:rPr>
@@ -4204,14 +4324,22 @@
         </w:tc>
       </w:tr>
       <w:tr>
-        <w:tc>
-          <w:tcPr>
-            <w:tcW w:type="dxa" w:w="510"/>
-            <w:tcW w:w="510" w:type="dxa"/>
-            <w:tcW w:w="510" w:type="dxa"/>
-          </w:tcPr>
-          <w:p>
-            <w:pPr>
+        <w:trPr>
+          <w:cantSplit/>
+        </w:trPr>
+        <w:tc>
+          <w:tcPr>
+            <w:tcW w:type="dxa" w:w="624"/>
+            <w:tcMar>
+              <w:top w:w="80" w:type="dxa"/>
+              <w:bottom w:w="80" w:type="dxa"/>
+              <w:left w:w="100" w:type="dxa"/>
+              <w:right w:w="100" w:type="dxa"/>
+            </w:tcMar>
+          </w:tcPr>
+          <w:p>
+            <w:pPr>
+              <w:spacing w:before="40" w:after="40" w:line="276" w:lineRule="auto"/>
               <w:jc w:val="center"/>
             </w:pPr>
             <w:r>
@@ -4225,17 +4353,23 @@
         </w:tc>
         <w:tc>
           <w:tcPr>
-            <w:tcW w:type="dxa" w:w="2154"/>
-            <w:tcW w:w="2154" w:type="dxa"/>
-            <w:tcW w:w="2154" w:type="dxa"/>
-          </w:tcPr>
-          <w:p>
-            <w:pPr>
-              <w:jc w:val="both"/>
-            </w:pPr>
-            <w:r>
-              <w:rPr>
-                <w:rFonts w:ascii="Times New Roman" w:hAnsi="Times New Roman"/>
+            <w:tcW w:type="dxa" w:w="3175"/>
+            <w:tcMar>
+              <w:top w:w="80" w:type="dxa"/>
+              <w:bottom w:w="80" w:type="dxa"/>
+              <w:left w:w="100" w:type="dxa"/>
+              <w:right w:w="100" w:type="dxa"/>
+            </w:tcMar>
+          </w:tcPr>
+          <w:p>
+            <w:pPr>
+              <w:spacing w:before="40" w:after="40" w:line="276" w:lineRule="auto"/>
+              <w:jc w:val="left"/>
+            </w:pPr>
+            <w:r>
+              <w:rPr>
+                <w:rFonts w:ascii="Times New Roman" w:hAnsi="Times New Roman"/>
+                <w:b/>
                 <w:sz w:val="26"/>
               </w:rPr>
               <w:t>ĐÁNH GIÁ ĐỊNH KỲ 3</w:t>
@@ -4244,12 +4378,17 @@
         </w:tc>
         <w:tc>
           <w:tcPr>
-            <w:tcW w:type="dxa" w:w="624"/>
-            <w:tcW w:w="623" w:type="dxa"/>
-            <w:tcW w:w="623" w:type="dxa"/>
-          </w:tcPr>
-          <w:p>
-            <w:pPr>
+            <w:tcW w:type="dxa" w:w="907"/>
+            <w:tcMar>
+              <w:top w:w="80" w:type="dxa"/>
+              <w:bottom w:w="80" w:type="dxa"/>
+              <w:left w:w="100" w:type="dxa"/>
+              <w:right w:w="100" w:type="dxa"/>
+            </w:tcMar>
+          </w:tcPr>
+          <w:p>
+            <w:pPr>
+              <w:spacing w:before="40" w:after="40" w:line="276" w:lineRule="auto"/>
               <w:jc w:val="center"/>
             </w:pPr>
             <w:r>
@@ -4263,32 +4402,18 @@
         </w:tc>
         <w:tc>
           <w:tcPr>
-            <w:tcW w:type="dxa" w:w="794"/>
-            <w:tcW w:w="793" w:type="dxa"/>
-            <w:tcW w:w="793" w:type="dxa"/>
-          </w:tcPr>
-          <w:p>
-            <w:pPr>
-              <w:jc w:val="center"/>
-            </w:pPr>
-            <w:r>
-              <w:rPr>
-                <w:rFonts w:ascii="Times New Roman" w:hAnsi="Times New Roman"/>
-                <w:sz w:val="26"/>
-              </w:rPr>
-              <w:t>29</w:t>
-            </w:r>
-          </w:p>
-        </w:tc>
-        <w:tc>
-          <w:tcPr>
-            <w:tcW w:type="dxa" w:w="5272"/>
-            <w:tcW w:w="5273" w:type="dxa"/>
-            <w:tcW w:w="5273" w:type="dxa"/>
-          </w:tcPr>
-          <w:p>
-            <w:pPr>
-              <w:jc w:val="both"/>
+            <w:tcW w:type="dxa" w:w="4649"/>
+            <w:tcMar>
+              <w:top w:w="80" w:type="dxa"/>
+              <w:bottom w:w="80" w:type="dxa"/>
+              <w:left w:w="100" w:type="dxa"/>
+              <w:right w:w="100" w:type="dxa"/>
+            </w:tcMar>
+          </w:tcPr>
+          <w:p>
+            <w:pPr>
+              <w:spacing w:before="40" w:after="40" w:line="276" w:lineRule="auto"/>
+              <w:jc w:val="left"/>
             </w:pPr>
             <w:r>
               <w:rPr>
@@ -4301,14 +4426,22 @@
         </w:tc>
       </w:tr>
       <w:tr>
-        <w:tc>
-          <w:tcPr>
-            <w:tcW w:type="dxa" w:w="510"/>
-            <w:tcW w:w="510" w:type="dxa"/>
-            <w:tcW w:w="510" w:type="dxa"/>
-          </w:tcPr>
-          <w:p>
-            <w:pPr>
+        <w:trPr>
+          <w:cantSplit/>
+        </w:trPr>
+        <w:tc>
+          <w:tcPr>
+            <w:tcW w:type="dxa" w:w="624"/>
+            <w:tcMar>
+              <w:top w:w="80" w:type="dxa"/>
+              <w:bottom w:w="80" w:type="dxa"/>
+              <w:left w:w="100" w:type="dxa"/>
+              <w:right w:w="100" w:type="dxa"/>
+            </w:tcMar>
+          </w:tcPr>
+          <w:p>
+            <w:pPr>
+              <w:spacing w:before="40" w:after="40" w:line="276" w:lineRule="auto"/>
               <w:jc w:val="center"/>
             </w:pPr>
             <w:r>
@@ -4322,13 +4455,18 @@
         </w:tc>
         <w:tc>
           <w:tcPr>
-            <w:tcW w:type="dxa" w:w="2154"/>
-            <w:tcW w:w="2154" w:type="dxa"/>
-            <w:tcW w:w="2154" w:type="dxa"/>
-          </w:tcPr>
-          <w:p>
-            <w:pPr>
-              <w:jc w:val="both"/>
+            <w:tcW w:type="dxa" w:w="3175"/>
+            <w:tcMar>
+              <w:top w:w="80" w:type="dxa"/>
+              <w:bottom w:w="80" w:type="dxa"/>
+              <w:left w:w="100" w:type="dxa"/>
+              <w:right w:w="100" w:type="dxa"/>
+            </w:tcMar>
+          </w:tcPr>
+          <w:p>
+            <w:pPr>
+              <w:spacing w:before="40" w:after="40" w:line="276" w:lineRule="auto"/>
+              <w:jc w:val="left"/>
             </w:pPr>
             <w:r>
               <w:rPr>
@@ -4341,12 +4479,17 @@
         </w:tc>
         <w:tc>
           <w:tcPr>
-            <w:tcW w:type="dxa" w:w="624"/>
-            <w:tcW w:w="623" w:type="dxa"/>
-            <w:tcW w:w="623" w:type="dxa"/>
-          </w:tcPr>
-          <w:p>
-            <w:pPr>
+            <w:tcW w:type="dxa" w:w="907"/>
+            <w:tcMar>
+              <w:top w:w="80" w:type="dxa"/>
+              <w:bottom w:w="80" w:type="dxa"/>
+              <w:left w:w="100" w:type="dxa"/>
+              <w:right w:w="100" w:type="dxa"/>
+            </w:tcMar>
+          </w:tcPr>
+          <w:p>
+            <w:pPr>
+              <w:spacing w:before="40" w:after="40" w:line="276" w:lineRule="auto"/>
               <w:jc w:val="center"/>
             </w:pPr>
             <w:r>
@@ -4360,32 +4503,18 @@
         </w:tc>
         <w:tc>
           <w:tcPr>
-            <w:tcW w:type="dxa" w:w="794"/>
-            <w:tcW w:w="793" w:type="dxa"/>
-            <w:tcW w:w="793" w:type="dxa"/>
-          </w:tcPr>
-          <w:p>
-            <w:pPr>
-              <w:jc w:val="center"/>
-            </w:pPr>
-            <w:r>
-              <w:rPr>
-                <w:rFonts w:ascii="Times New Roman" w:hAnsi="Times New Roman"/>
-                <w:sz w:val="26"/>
-              </w:rPr>
-              <w:t>30</w:t>
-            </w:r>
-          </w:p>
-        </w:tc>
-        <w:tc>
-          <w:tcPr>
-            <w:tcW w:type="dxa" w:w="5272"/>
-            <w:tcW w:w="5273" w:type="dxa"/>
-            <w:tcW w:w="5273" w:type="dxa"/>
-          </w:tcPr>
-          <w:p>
-            <w:pPr>
-              <w:jc w:val="both"/>
+            <w:tcW w:type="dxa" w:w="4649"/>
+            <w:tcMar>
+              <w:top w:w="80" w:type="dxa"/>
+              <w:bottom w:w="80" w:type="dxa"/>
+              <w:left w:w="100" w:type="dxa"/>
+              <w:right w:w="100" w:type="dxa"/>
+            </w:tcMar>
+          </w:tcPr>
+          <w:p>
+            <w:pPr>
+              <w:spacing w:before="40" w:after="40" w:line="276" w:lineRule="auto"/>
+              <w:jc w:val="left"/>
             </w:pPr>
             <w:r>
               <w:rPr>
@@ -4398,14 +4527,22 @@
         </w:tc>
       </w:tr>
       <w:tr>
-        <w:tc>
-          <w:tcPr>
-            <w:tcW w:type="dxa" w:w="510"/>
-            <w:tcW w:w="510" w:type="dxa"/>
-            <w:tcW w:w="510" w:type="dxa"/>
-          </w:tcPr>
-          <w:p>
-            <w:pPr>
+        <w:trPr>
+          <w:cantSplit/>
+        </w:trPr>
+        <w:tc>
+          <w:tcPr>
+            <w:tcW w:type="dxa" w:w="624"/>
+            <w:tcMar>
+              <w:top w:w="80" w:type="dxa"/>
+              <w:bottom w:w="80" w:type="dxa"/>
+              <w:left w:w="100" w:type="dxa"/>
+              <w:right w:w="100" w:type="dxa"/>
+            </w:tcMar>
+          </w:tcPr>
+          <w:p>
+            <w:pPr>
+              <w:spacing w:before="40" w:after="40" w:line="276" w:lineRule="auto"/>
               <w:jc w:val="center"/>
             </w:pPr>
             <w:r>
@@ -4419,13 +4556,18 @@
         </w:tc>
         <w:tc>
           <w:tcPr>
-            <w:tcW w:type="dxa" w:w="2154"/>
-            <w:tcW w:w="2154" w:type="dxa"/>
-            <w:tcW w:w="2154" w:type="dxa"/>
-          </w:tcPr>
-          <w:p>
-            <w:pPr>
-              <w:jc w:val="both"/>
+            <w:tcW w:type="dxa" w:w="3175"/>
+            <w:tcMar>
+              <w:top w:w="80" w:type="dxa"/>
+              <w:bottom w:w="80" w:type="dxa"/>
+              <w:left w:w="100" w:type="dxa"/>
+              <w:right w:w="100" w:type="dxa"/>
+            </w:tcMar>
+          </w:tcPr>
+          <w:p>
+            <w:pPr>
+              <w:spacing w:before="40" w:after="40" w:line="276" w:lineRule="auto"/>
+              <w:jc w:val="left"/>
             </w:pPr>
             <w:r>
               <w:rPr>
@@ -4438,12 +4580,17 @@
         </w:tc>
         <w:tc>
           <w:tcPr>
-            <w:tcW w:type="dxa" w:w="624"/>
-            <w:tcW w:w="623" w:type="dxa"/>
-            <w:tcW w:w="623" w:type="dxa"/>
-          </w:tcPr>
-          <w:p>
-            <w:pPr>
+            <w:tcW w:type="dxa" w:w="907"/>
+            <w:tcMar>
+              <w:top w:w="80" w:type="dxa"/>
+              <w:bottom w:w="80" w:type="dxa"/>
+              <w:left w:w="100" w:type="dxa"/>
+              <w:right w:w="100" w:type="dxa"/>
+            </w:tcMar>
+          </w:tcPr>
+          <w:p>
+            <w:pPr>
+              <w:spacing w:before="40" w:after="40" w:line="276" w:lineRule="auto"/>
               <w:jc w:val="center"/>
             </w:pPr>
             <w:r>
@@ -4457,32 +4604,18 @@
         </w:tc>
         <w:tc>
           <w:tcPr>
-            <w:tcW w:type="dxa" w:w="794"/>
-            <w:tcW w:w="793" w:type="dxa"/>
-            <w:tcW w:w="793" w:type="dxa"/>
-          </w:tcPr>
-          <w:p>
-            <w:pPr>
-              <w:jc w:val="center"/>
-            </w:pPr>
-            <w:r>
-              <w:rPr>
-                <w:rFonts w:ascii="Times New Roman" w:hAnsi="Times New Roman"/>
-                <w:sz w:val="26"/>
-              </w:rPr>
-              <w:t>31</w:t>
-            </w:r>
-          </w:p>
-        </w:tc>
-        <w:tc>
-          <w:tcPr>
-            <w:tcW w:type="dxa" w:w="5272"/>
-            <w:tcW w:w="5273" w:type="dxa"/>
-            <w:tcW w:w="5273" w:type="dxa"/>
-          </w:tcPr>
-          <w:p>
-            <w:pPr>
-              <w:jc w:val="both"/>
+            <w:tcW w:type="dxa" w:w="4649"/>
+            <w:tcMar>
+              <w:top w:w="80" w:type="dxa"/>
+              <w:bottom w:w="80" w:type="dxa"/>
+              <w:left w:w="100" w:type="dxa"/>
+              <w:right w:w="100" w:type="dxa"/>
+            </w:tcMar>
+          </w:tcPr>
+          <w:p>
+            <w:pPr>
+              <w:spacing w:before="40" w:after="40" w:line="276" w:lineRule="auto"/>
+              <w:jc w:val="left"/>
             </w:pPr>
             <w:r>
               <w:rPr>
@@ -4495,14 +4628,22 @@
         </w:tc>
       </w:tr>
       <w:tr>
-        <w:tc>
-          <w:tcPr>
-            <w:tcW w:type="dxa" w:w="510"/>
-            <w:tcW w:w="510" w:type="dxa"/>
-            <w:tcW w:w="510" w:type="dxa"/>
-          </w:tcPr>
-          <w:p>
-            <w:pPr>
+        <w:trPr>
+          <w:cantSplit/>
+        </w:trPr>
+        <w:tc>
+          <w:tcPr>
+            <w:tcW w:type="dxa" w:w="624"/>
+            <w:tcMar>
+              <w:top w:w="80" w:type="dxa"/>
+              <w:bottom w:w="80" w:type="dxa"/>
+              <w:left w:w="100" w:type="dxa"/>
+              <w:right w:w="100" w:type="dxa"/>
+            </w:tcMar>
+          </w:tcPr>
+          <w:p>
+            <w:pPr>
+              <w:spacing w:before="40" w:after="40" w:line="276" w:lineRule="auto"/>
               <w:jc w:val="center"/>
             </w:pPr>
             <w:r>
@@ -4516,13 +4657,18 @@
         </w:tc>
         <w:tc>
           <w:tcPr>
-            <w:tcW w:type="dxa" w:w="2154"/>
-            <w:tcW w:w="2154" w:type="dxa"/>
-            <w:tcW w:w="2154" w:type="dxa"/>
-          </w:tcPr>
-          <w:p>
-            <w:pPr>
-              <w:jc w:val="both"/>
+            <w:tcW w:type="dxa" w:w="3175"/>
+            <w:tcMar>
+              <w:top w:w="80" w:type="dxa"/>
+              <w:bottom w:w="80" w:type="dxa"/>
+              <w:left w:w="100" w:type="dxa"/>
+              <w:right w:w="100" w:type="dxa"/>
+            </w:tcMar>
+          </w:tcPr>
+          <w:p>
+            <w:pPr>
+              <w:spacing w:before="40" w:after="40" w:line="276" w:lineRule="auto"/>
+              <w:jc w:val="left"/>
             </w:pPr>
             <w:r>
               <w:rPr>
@@ -4535,12 +4681,17 @@
         </w:tc>
         <w:tc>
           <w:tcPr>
-            <w:tcW w:type="dxa" w:w="624"/>
-            <w:tcW w:w="623" w:type="dxa"/>
-            <w:tcW w:w="623" w:type="dxa"/>
-          </w:tcPr>
-          <w:p>
-            <w:pPr>
+            <w:tcW w:type="dxa" w:w="907"/>
+            <w:tcMar>
+              <w:top w:w="80" w:type="dxa"/>
+              <w:bottom w:w="80" w:type="dxa"/>
+              <w:left w:w="100" w:type="dxa"/>
+              <w:right w:w="100" w:type="dxa"/>
+            </w:tcMar>
+          </w:tcPr>
+          <w:p>
+            <w:pPr>
+              <w:spacing w:before="40" w:after="40" w:line="276" w:lineRule="auto"/>
               <w:jc w:val="center"/>
             </w:pPr>
             <w:r>
@@ -4554,32 +4705,18 @@
         </w:tc>
         <w:tc>
           <w:tcPr>
-            <w:tcW w:type="dxa" w:w="794"/>
-            <w:tcW w:w="793" w:type="dxa"/>
-            <w:tcW w:w="793" w:type="dxa"/>
-          </w:tcPr>
-          <w:p>
-            <w:pPr>
-              <w:jc w:val="center"/>
-            </w:pPr>
-            <w:r>
-              <w:rPr>
-                <w:rFonts w:ascii="Times New Roman" w:hAnsi="Times New Roman"/>
-                <w:sz w:val="26"/>
-              </w:rPr>
-              <w:t>32</w:t>
-            </w:r>
-          </w:p>
-        </w:tc>
-        <w:tc>
-          <w:tcPr>
-            <w:tcW w:type="dxa" w:w="5272"/>
-            <w:tcW w:w="5273" w:type="dxa"/>
-            <w:tcW w:w="5273" w:type="dxa"/>
-          </w:tcPr>
-          <w:p>
-            <w:pPr>
-              <w:jc w:val="both"/>
+            <w:tcW w:type="dxa" w:w="4649"/>
+            <w:tcMar>
+              <w:top w:w="80" w:type="dxa"/>
+              <w:bottom w:w="80" w:type="dxa"/>
+              <w:left w:w="100" w:type="dxa"/>
+              <w:right w:w="100" w:type="dxa"/>
+            </w:tcMar>
+          </w:tcPr>
+          <w:p>
+            <w:pPr>
+              <w:spacing w:before="40" w:after="40" w:line="276" w:lineRule="auto"/>
+              <w:jc w:val="left"/>
             </w:pPr>
             <w:r>
               <w:rPr>
@@ -4592,14 +4729,22 @@
         </w:tc>
       </w:tr>
       <w:tr>
-        <w:tc>
-          <w:tcPr>
-            <w:tcW w:type="dxa" w:w="510"/>
-            <w:tcW w:w="510" w:type="dxa"/>
-            <w:tcW w:w="510" w:type="dxa"/>
-          </w:tcPr>
-          <w:p>
-            <w:pPr>
+        <w:trPr>
+          <w:cantSplit/>
+        </w:trPr>
+        <w:tc>
+          <w:tcPr>
+            <w:tcW w:type="dxa" w:w="624"/>
+            <w:tcMar>
+              <w:top w:w="80" w:type="dxa"/>
+              <w:bottom w:w="80" w:type="dxa"/>
+              <w:left w:w="100" w:type="dxa"/>
+              <w:right w:w="100" w:type="dxa"/>
+            </w:tcMar>
+          </w:tcPr>
+          <w:p>
+            <w:pPr>
+              <w:spacing w:before="40" w:after="40" w:line="276" w:lineRule="auto"/>
               <w:jc w:val="center"/>
             </w:pPr>
             <w:r>
@@ -4613,13 +4758,18 @@
         </w:tc>
         <w:tc>
           <w:tcPr>
-            <w:tcW w:type="dxa" w:w="2154"/>
-            <w:tcW w:w="2154" w:type="dxa"/>
-            <w:tcW w:w="2154" w:type="dxa"/>
-          </w:tcPr>
-          <w:p>
-            <w:pPr>
-              <w:jc w:val="both"/>
+            <w:tcW w:type="dxa" w:w="3175"/>
+            <w:tcMar>
+              <w:top w:w="80" w:type="dxa"/>
+              <w:bottom w:w="80" w:type="dxa"/>
+              <w:left w:w="100" w:type="dxa"/>
+              <w:right w:w="100" w:type="dxa"/>
+            </w:tcMar>
+          </w:tcPr>
+          <w:p>
+            <w:pPr>
+              <w:spacing w:before="40" w:after="40" w:line="276" w:lineRule="auto"/>
+              <w:jc w:val="left"/>
             </w:pPr>
             <w:r>
               <w:rPr>
@@ -4632,12 +4782,17 @@
         </w:tc>
         <w:tc>
           <w:tcPr>
-            <w:tcW w:type="dxa" w:w="624"/>
-            <w:tcW w:w="623" w:type="dxa"/>
-            <w:tcW w:w="623" w:type="dxa"/>
-          </w:tcPr>
-          <w:p>
-            <w:pPr>
+            <w:tcW w:type="dxa" w:w="907"/>
+            <w:tcMar>
+              <w:top w:w="80" w:type="dxa"/>
+              <w:bottom w:w="80" w:type="dxa"/>
+              <w:left w:w="100" w:type="dxa"/>
+              <w:right w:w="100" w:type="dxa"/>
+            </w:tcMar>
+          </w:tcPr>
+          <w:p>
+            <w:pPr>
+              <w:spacing w:before="40" w:after="40" w:line="276" w:lineRule="auto"/>
               <w:jc w:val="center"/>
             </w:pPr>
             <w:r>
@@ -4651,32 +4806,18 @@
         </w:tc>
         <w:tc>
           <w:tcPr>
-            <w:tcW w:type="dxa" w:w="794"/>
-            <w:tcW w:w="793" w:type="dxa"/>
-            <w:tcW w:w="793" w:type="dxa"/>
-          </w:tcPr>
-          <w:p>
-            <w:pPr>
-              <w:jc w:val="center"/>
-            </w:pPr>
-            <w:r>
-              <w:rPr>
-                <w:rFonts w:ascii="Times New Roman" w:hAnsi="Times New Roman"/>
-                <w:sz w:val="26"/>
-              </w:rPr>
-              <w:t>33</w:t>
-            </w:r>
-          </w:p>
-        </w:tc>
-        <w:tc>
-          <w:tcPr>
-            <w:tcW w:type="dxa" w:w="5272"/>
-            <w:tcW w:w="5273" w:type="dxa"/>
-            <w:tcW w:w="5273" w:type="dxa"/>
-          </w:tcPr>
-          <w:p>
-            <w:pPr>
-              <w:jc w:val="both"/>
+            <w:tcW w:type="dxa" w:w="4649"/>
+            <w:tcMar>
+              <w:top w:w="80" w:type="dxa"/>
+              <w:bottom w:w="80" w:type="dxa"/>
+              <w:left w:w="100" w:type="dxa"/>
+              <w:right w:w="100" w:type="dxa"/>
+            </w:tcMar>
+          </w:tcPr>
+          <w:p>
+            <w:pPr>
+              <w:spacing w:before="40" w:after="40" w:line="276" w:lineRule="auto"/>
+              <w:jc w:val="left"/>
             </w:pPr>
             <w:r>
               <w:rPr>
@@ -4689,14 +4830,22 @@
         </w:tc>
       </w:tr>
       <w:tr>
-        <w:tc>
-          <w:tcPr>
-            <w:tcW w:type="dxa" w:w="510"/>
-            <w:tcW w:w="510" w:type="dxa"/>
-            <w:tcW w:w="510" w:type="dxa"/>
-          </w:tcPr>
-          <w:p>
-            <w:pPr>
+        <w:trPr>
+          <w:cantSplit/>
+        </w:trPr>
+        <w:tc>
+          <w:tcPr>
+            <w:tcW w:type="dxa" w:w="624"/>
+            <w:tcMar>
+              <w:top w:w="80" w:type="dxa"/>
+              <w:bottom w:w="80" w:type="dxa"/>
+              <w:left w:w="100" w:type="dxa"/>
+              <w:right w:w="100" w:type="dxa"/>
+            </w:tcMar>
+          </w:tcPr>
+          <w:p>
+            <w:pPr>
+              <w:spacing w:before="40" w:after="40" w:line="276" w:lineRule="auto"/>
               <w:jc w:val="center"/>
             </w:pPr>
             <w:r>
@@ -4710,13 +4859,18 @@
         </w:tc>
         <w:tc>
           <w:tcPr>
-            <w:tcW w:type="dxa" w:w="2154"/>
-            <w:tcW w:w="2154" w:type="dxa"/>
-            <w:tcW w:w="2154" w:type="dxa"/>
-          </w:tcPr>
-          <w:p>
-            <w:pPr>
-              <w:jc w:val="both"/>
+            <w:tcW w:type="dxa" w:w="3175"/>
+            <w:tcMar>
+              <w:top w:w="80" w:type="dxa"/>
+              <w:bottom w:w="80" w:type="dxa"/>
+              <w:left w:w="100" w:type="dxa"/>
+              <w:right w:w="100" w:type="dxa"/>
+            </w:tcMar>
+          </w:tcPr>
+          <w:p>
+            <w:pPr>
+              <w:spacing w:before="40" w:after="40" w:line="276" w:lineRule="auto"/>
+              <w:jc w:val="left"/>
             </w:pPr>
             <w:r>
               <w:rPr>
@@ -4729,12 +4883,17 @@
         </w:tc>
         <w:tc>
           <w:tcPr>
-            <w:tcW w:type="dxa" w:w="624"/>
-            <w:tcW w:w="623" w:type="dxa"/>
-            <w:tcW w:w="623" w:type="dxa"/>
-          </w:tcPr>
-          <w:p>
-            <w:pPr>
+            <w:tcW w:type="dxa" w:w="907"/>
+            <w:tcMar>
+              <w:top w:w="80" w:type="dxa"/>
+              <w:bottom w:w="80" w:type="dxa"/>
+              <w:left w:w="100" w:type="dxa"/>
+              <w:right w:w="100" w:type="dxa"/>
+            </w:tcMar>
+          </w:tcPr>
+          <w:p>
+            <w:pPr>
+              <w:spacing w:before="40" w:after="40" w:line="276" w:lineRule="auto"/>
               <w:jc w:val="center"/>
             </w:pPr>
             <w:r>
@@ -4748,32 +4907,18 @@
         </w:tc>
         <w:tc>
           <w:tcPr>
-            <w:tcW w:type="dxa" w:w="794"/>
-            <w:tcW w:w="793" w:type="dxa"/>
-            <w:tcW w:w="793" w:type="dxa"/>
-          </w:tcPr>
-          <w:p>
-            <w:pPr>
-              <w:jc w:val="center"/>
-            </w:pPr>
-            <w:r>
-              <w:rPr>
-                <w:rFonts w:ascii="Times New Roman" w:hAnsi="Times New Roman"/>
-                <w:sz w:val="26"/>
-              </w:rPr>
-              <w:t>34</w:t>
-            </w:r>
-          </w:p>
-        </w:tc>
-        <w:tc>
-          <w:tcPr>
-            <w:tcW w:type="dxa" w:w="5272"/>
-            <w:tcW w:w="5273" w:type="dxa"/>
-            <w:tcW w:w="5273" w:type="dxa"/>
-          </w:tcPr>
-          <w:p>
-            <w:pPr>
-              <w:jc w:val="both"/>
+            <w:tcW w:type="dxa" w:w="4649"/>
+            <w:tcMar>
+              <w:top w:w="80" w:type="dxa"/>
+              <w:bottom w:w="80" w:type="dxa"/>
+              <w:left w:w="100" w:type="dxa"/>
+              <w:right w:w="100" w:type="dxa"/>
+            </w:tcMar>
+          </w:tcPr>
+          <w:p>
+            <w:pPr>
+              <w:spacing w:before="40" w:after="40" w:line="276" w:lineRule="auto"/>
+              <w:jc w:val="left"/>
             </w:pPr>
             <w:r>
               <w:rPr>
@@ -4786,14 +4931,22 @@
         </w:tc>
       </w:tr>
       <w:tr>
-        <w:tc>
-          <w:tcPr>
-            <w:tcW w:type="dxa" w:w="510"/>
-            <w:tcW w:w="510" w:type="dxa"/>
-            <w:tcW w:w="510" w:type="dxa"/>
-          </w:tcPr>
-          <w:p>
-            <w:pPr>
+        <w:trPr>
+          <w:cantSplit/>
+        </w:trPr>
+        <w:tc>
+          <w:tcPr>
+            <w:tcW w:type="dxa" w:w="624"/>
+            <w:tcMar>
+              <w:top w:w="80" w:type="dxa"/>
+              <w:bottom w:w="80" w:type="dxa"/>
+              <w:left w:w="100" w:type="dxa"/>
+              <w:right w:w="100" w:type="dxa"/>
+            </w:tcMar>
+          </w:tcPr>
+          <w:p>
+            <w:pPr>
+              <w:spacing w:before="40" w:after="40" w:line="276" w:lineRule="auto"/>
               <w:jc w:val="center"/>
             </w:pPr>
             <w:r>
@@ -4807,17 +4960,23 @@
         </w:tc>
         <w:tc>
           <w:tcPr>
-            <w:tcW w:type="dxa" w:w="2154"/>
-            <w:tcW w:w="2154" w:type="dxa"/>
-            <w:tcW w:w="2154" w:type="dxa"/>
-          </w:tcPr>
-          <w:p>
-            <w:pPr>
-              <w:jc w:val="both"/>
-            </w:pPr>
-            <w:r>
-              <w:rPr>
-                <w:rFonts w:ascii="Times New Roman" w:hAnsi="Times New Roman"/>
+            <w:tcW w:type="dxa" w:w="3175"/>
+            <w:tcMar>
+              <w:top w:w="80" w:type="dxa"/>
+              <w:bottom w:w="80" w:type="dxa"/>
+              <w:left w:w="100" w:type="dxa"/>
+              <w:right w:w="100" w:type="dxa"/>
+            </w:tcMar>
+          </w:tcPr>
+          <w:p>
+            <w:pPr>
+              <w:spacing w:before="40" w:after="40" w:line="276" w:lineRule="auto"/>
+              <w:jc w:val="left"/>
+            </w:pPr>
+            <w:r>
+              <w:rPr>
+                <w:rFonts w:ascii="Times New Roman" w:hAnsi="Times New Roman"/>
+                <w:b/>
                 <w:sz w:val="26"/>
               </w:rPr>
               <w:t>ĐÁNH GIÁ ĐỊNH KỲ 4</w:t>
@@ -4826,12 +4985,17 @@
         </w:tc>
         <w:tc>
           <w:tcPr>
-            <w:tcW w:type="dxa" w:w="624"/>
-            <w:tcW w:w="623" w:type="dxa"/>
-            <w:tcW w:w="623" w:type="dxa"/>
-          </w:tcPr>
-          <w:p>
-            <w:pPr>
+            <w:tcW w:type="dxa" w:w="907"/>
+            <w:tcMar>
+              <w:top w:w="80" w:type="dxa"/>
+              <w:bottom w:w="80" w:type="dxa"/>
+              <w:left w:w="100" w:type="dxa"/>
+              <w:right w:w="100" w:type="dxa"/>
+            </w:tcMar>
+          </w:tcPr>
+          <w:p>
+            <w:pPr>
+              <w:spacing w:before="40" w:after="40" w:line="276" w:lineRule="auto"/>
               <w:jc w:val="center"/>
             </w:pPr>
             <w:r>
@@ -4845,32 +5009,18 @@
         </w:tc>
         <w:tc>
           <w:tcPr>
-            <w:tcW w:type="dxa" w:w="794"/>
-            <w:tcW w:w="793" w:type="dxa"/>
-            <w:tcW w:w="793" w:type="dxa"/>
-          </w:tcPr>
-          <w:p>
-            <w:pPr>
-              <w:jc w:val="center"/>
-            </w:pPr>
-            <w:r>
-              <w:rPr>
-                <w:rFonts w:ascii="Times New Roman" w:hAnsi="Times New Roman"/>
-                <w:sz w:val="26"/>
-              </w:rPr>
-              <w:t>35</w:t>
-            </w:r>
-          </w:p>
-        </w:tc>
-        <w:tc>
-          <w:tcPr>
-            <w:tcW w:type="dxa" w:w="5272"/>
-            <w:tcW w:w="5273" w:type="dxa"/>
-            <w:tcW w:w="5273" w:type="dxa"/>
-          </w:tcPr>
-          <w:p>
-            <w:pPr>
-              <w:jc w:val="both"/>
+            <w:tcW w:type="dxa" w:w="4649"/>
+            <w:tcMar>
+              <w:top w:w="80" w:type="dxa"/>
+              <w:bottom w:w="80" w:type="dxa"/>
+              <w:left w:w="100" w:type="dxa"/>
+              <w:right w:w="100" w:type="dxa"/>
+            </w:tcMar>
+          </w:tcPr>
+          <w:p>
+            <w:pPr>
+              <w:spacing w:before="40" w:after="40" w:line="276" w:lineRule="auto"/>
+              <w:jc w:val="left"/>
             </w:pPr>
             <w:r>
               <w:rPr>
@@ -4883,14 +5033,22 @@
         </w:tc>
       </w:tr>
       <w:tr>
-        <w:tc>
-          <w:tcPr>
-            <w:tcW w:type="dxa" w:w="510"/>
-            <w:tcW w:w="510" w:type="dxa"/>
-            <w:tcW w:w="510" w:type="dxa"/>
-          </w:tcPr>
-          <w:p>
-            <w:pPr>
+        <w:trPr>
+          <w:cantSplit/>
+        </w:trPr>
+        <w:tc>
+          <w:tcPr>
+            <w:tcW w:type="dxa" w:w="624"/>
+            <w:tcMar>
+              <w:top w:w="80" w:type="dxa"/>
+              <w:bottom w:w="80" w:type="dxa"/>
+              <w:left w:w="100" w:type="dxa"/>
+              <w:right w:w="100" w:type="dxa"/>
+            </w:tcMar>
+          </w:tcPr>
+          <w:p>
+            <w:pPr>
+              <w:spacing w:before="40" w:after="40" w:line="276" w:lineRule="auto"/>
               <w:jc w:val="center"/>
             </w:pPr>
             <w:r>
@@ -4904,13 +5062,18 @@
         </w:tc>
         <w:tc>
           <w:tcPr>
-            <w:tcW w:type="dxa" w:w="2154"/>
-            <w:tcW w:w="2154" w:type="dxa"/>
-            <w:tcW w:w="2154" w:type="dxa"/>
-          </w:tcPr>
-          <w:p>
-            <w:pPr>
-              <w:jc w:val="both"/>
+            <w:tcW w:type="dxa" w:w="3175"/>
+            <w:tcMar>
+              <w:top w:w="80" w:type="dxa"/>
+              <w:bottom w:w="80" w:type="dxa"/>
+              <w:left w:w="100" w:type="dxa"/>
+              <w:right w:w="100" w:type="dxa"/>
+            </w:tcMar>
+          </w:tcPr>
+          <w:p>
+            <w:pPr>
+              <w:spacing w:before="40" w:after="40" w:line="276" w:lineRule="auto"/>
+              <w:jc w:val="left"/>
             </w:pPr>
             <w:r>
               <w:rPr>
@@ -4923,12 +5086,17 @@
         </w:tc>
         <w:tc>
           <w:tcPr>
-            <w:tcW w:type="dxa" w:w="624"/>
-            <w:tcW w:w="623" w:type="dxa"/>
-            <w:tcW w:w="623" w:type="dxa"/>
-          </w:tcPr>
-          <w:p>
-            <w:pPr>
+            <w:tcW w:type="dxa" w:w="907"/>
+            <w:tcMar>
+              <w:top w:w="80" w:type="dxa"/>
+              <w:bottom w:w="80" w:type="dxa"/>
+              <w:left w:w="100" w:type="dxa"/>
+              <w:right w:w="100" w:type="dxa"/>
+            </w:tcMar>
+          </w:tcPr>
+          <w:p>
+            <w:pPr>
+              <w:spacing w:before="40" w:after="40" w:line="276" w:lineRule="auto"/>
               <w:jc w:val="center"/>
             </w:pPr>
             <w:r>
@@ -4942,32 +5110,18 @@
         </w:tc>
         <w:tc>
           <w:tcPr>
-            <w:tcW w:type="dxa" w:w="794"/>
-            <w:tcW w:w="793" w:type="dxa"/>
-            <w:tcW w:w="793" w:type="dxa"/>
-          </w:tcPr>
-          <w:p>
-            <w:pPr>
-              <w:jc w:val="center"/>
-            </w:pPr>
-            <w:r>
-              <w:rPr>
-                <w:rFonts w:ascii="Times New Roman" w:hAnsi="Times New Roman"/>
-                <w:sz w:val="26"/>
-              </w:rPr>
-              <w:t>36</w:t>
-            </w:r>
-          </w:p>
-        </w:tc>
-        <w:tc>
-          <w:tcPr>
-            <w:tcW w:type="dxa" w:w="5272"/>
-            <w:tcW w:w="5273" w:type="dxa"/>
-            <w:tcW w:w="5273" w:type="dxa"/>
-          </w:tcPr>
-          <w:p>
-            <w:pPr>
-              <w:jc w:val="both"/>
+            <w:tcW w:type="dxa" w:w="4649"/>
+            <w:tcMar>
+              <w:top w:w="80" w:type="dxa"/>
+              <w:bottom w:w="80" w:type="dxa"/>
+              <w:left w:w="100" w:type="dxa"/>
+              <w:right w:w="100" w:type="dxa"/>
+            </w:tcMar>
+          </w:tcPr>
+          <w:p>
+            <w:pPr>
+              <w:spacing w:before="40" w:after="40" w:line="276" w:lineRule="auto"/>
+              <w:jc w:val="left"/>
             </w:pPr>
             <w:r>
               <w:rPr>
